--- a/documentation/SOP/DOCX_v11/SOP_TC_Playbook_GetKnownScanningIndicatorsByASN_NonCDN.docx
+++ b/documentation/SOP/DOCX_v11/SOP_TC_Playbook_GetKnownScanningIndicatorsByASN_NonCDN.docx
@@ -17,7 +17,7 @@
         <mc:AlternateContent>
           <mc:Choice Requires="wps">
             <w:drawing>
-              <wp:anchor distT="0" distB="0" distL="114300" distR="114300" simplePos="0" relativeHeight="251662337" behindDoc="0" locked="0" layoutInCell="1" allowOverlap="1" wp14:anchorId="301A5BAB" wp14:editId="7E3B6F68">
+              <wp:anchor distT="0" distB="0" distL="114300" distR="114300" simplePos="0" relativeHeight="251662337" behindDoc="0" locked="0" layoutInCell="1" allowOverlap="1" wp14:anchorId="0CE84385" wp14:editId="45730FB8">
                 <wp:simplePos x="0" y="0"/>
                 <wp:positionH relativeFrom="column">
                   <wp:posOffset>-914400</wp:posOffset>
@@ -53,6 +53,7 @@
                             <w:pPr>
                               <w:jc w:val="center"/>
                             </w:pPr>
+                            <w:proofErr w:type="gramStart"/>
                             <w:r>
                               <w:rPr>
                                 <w:rFonts w:ascii="Poppins ExtraBold" w:hAnsi="Poppins ExtraBold" w:cs="Poppins ExtraBold"/>
@@ -60,6 +61,7 @@
                               </w:rPr>
                               <w:t>TLP:AMBER</w:t>
                             </w:r>
+                            <w:proofErr w:type="gramEnd"/>
                           </w:p>
                         </w:txbxContent>
                       </wps:txbx>
@@ -117,7 +119,7 @@
           <w:sz w:val="56"/>
         </w:rPr>
         <w:drawing>
-          <wp:anchor distT="0" distB="0" distL="114300" distR="114300" simplePos="0" relativeHeight="251658241" behindDoc="0" locked="0" layoutInCell="1" allowOverlap="1" wp14:anchorId="492DE324" wp14:editId="006FA763">
+          <wp:anchor distT="0" distB="0" distL="114300" distR="114300" simplePos="0" relativeHeight="251658241" behindDoc="0" locked="0" layoutInCell="1" allowOverlap="1" wp14:anchorId="6A2EEDD8" wp14:editId="256755CE">
             <wp:simplePos x="0" y="0"/>
             <wp:positionH relativeFrom="margin">
               <wp:posOffset>0</wp:posOffset>
@@ -192,7 +194,7 @@
         <mc:AlternateContent>
           <mc:Choice Requires="wps">
             <w:drawing>
-              <wp:anchor distT="0" distB="0" distL="114300" distR="114300" simplePos="0" relativeHeight="251658240" behindDoc="1" locked="1" layoutInCell="1" allowOverlap="1" wp14:anchorId="56752322" wp14:editId="66D1A299">
+              <wp:anchor distT="0" distB="0" distL="114300" distR="114300" simplePos="0" relativeHeight="251658240" behindDoc="1" locked="1" layoutInCell="1" allowOverlap="1" wp14:anchorId="08538D9D" wp14:editId="086C8858">
                 <wp:simplePos x="0" y="0"/>
                 <wp:positionH relativeFrom="page">
                   <wp:posOffset>0</wp:posOffset>
@@ -308,7 +310,7 @@
           <w:szCs w:val="56"/>
         </w:rPr>
         <w:drawing>
-          <wp:anchor distT="0" distB="0" distL="114300" distR="114300" simplePos="0" relativeHeight="251660289" behindDoc="0" locked="0" layoutInCell="1" allowOverlap="1" wp14:anchorId="1357A552" wp14:editId="246DF72F">
+          <wp:anchor distT="0" distB="0" distL="114300" distR="114300" simplePos="0" relativeHeight="251660289" behindDoc="0" locked="0" layoutInCell="1" allowOverlap="1" wp14:anchorId="46B7564F" wp14:editId="0276F356">
             <wp:simplePos x="0" y="0"/>
             <wp:positionH relativeFrom="column">
               <wp:posOffset>104774</wp:posOffset>
@@ -401,7 +403,7 @@
         <mc:AlternateContent>
           <mc:Choice Requires="wps">
             <w:drawing>
-              <wp:anchor distT="0" distB="0" distL="114300" distR="114300" simplePos="0" relativeHeight="251661313" behindDoc="0" locked="0" layoutInCell="1" allowOverlap="1" wp14:anchorId="29B088FD" wp14:editId="74840D40">
+              <wp:anchor distT="0" distB="0" distL="114300" distR="114300" simplePos="0" relativeHeight="251661313" behindDoc="0" locked="0" layoutInCell="1" allowOverlap="1" wp14:anchorId="2861ED88" wp14:editId="4FE2323B">
                 <wp:simplePos x="0" y="0"/>
                 <wp:positionH relativeFrom="column">
                   <wp:posOffset>0</wp:posOffset>
@@ -560,8 +562,6 @@
       </w:pPr>
       <w:r>
         <w:t>Version 1.0</w:t>
-      </w:r>
-      <w:r>
         <w:br/>
         <w:t>April 2026</w:t>
       </w:r>
@@ -603,7 +603,491 @@
             <w:t>ts</w:t>
           </w:r>
         </w:p>
-        <w:p/>
+        <w:p>
+          <w:pPr>
+            <w:pStyle w:val="TOC2"/>
+            <w:rPr>
+              <w:rFonts w:asciiTheme="minorHAnsi" w:eastAsiaTheme="minorEastAsia" w:hAnsiTheme="minorHAnsi" w:cstheme="minorBidi"/>
+              <w:b w:val="0"/>
+              <w:i w:val="0"/>
+              <w:iCs w:val="0"/>
+              <w:noProof/>
+              <w:color w:val="auto"/>
+              <w:kern w:val="2"/>
+              <w:sz w:val="24"/>
+              <w:szCs w:val="24"/>
+              <w14:ligatures w14:val="standardContextual"/>
+            </w:rPr>
+          </w:pPr>
+          <w:r>
+            <w:rPr>
+              <w:rFonts w:ascii="Nirmala UI" w:hAnsi="Nirmala UI" w:cs="Nirmala UI"/>
+              <w:i w:val="0"/>
+              <w:iCs w:val="0"/>
+            </w:rPr>
+            <w:fldChar w:fldCharType="begin"/>
+          </w:r>
+          <w:r>
+            <w:rPr>
+              <w:rFonts w:ascii="Nirmala UI" w:hAnsi="Nirmala UI" w:cs="Nirmala UI"/>
+              <w:i w:val="0"/>
+              <w:iCs w:val="0"/>
+            </w:rPr>
+            <w:instrText xml:space="preserve"> TOC \o "1-3" \h \z \u </w:instrText>
+          </w:r>
+          <w:r>
+            <w:rPr>
+              <w:rFonts w:ascii="Nirmala UI" w:hAnsi="Nirmala UI" w:cs="Nirmala UI"/>
+              <w:i w:val="0"/>
+              <w:iCs w:val="0"/>
+            </w:rPr>
+            <w:fldChar w:fldCharType="separate"/>
+          </w:r>
+          <w:hyperlink w:anchor="_Toc225922823" w:history="1">
+            <w:r>
+              <w:rPr>
+                <w:rStyle w:val="Hyperlink"/>
+                <w:rFonts w:ascii="Nirmala UI" w:hAnsi="Nirmala UI" w:cs="Nirmala UI"/>
+                <w:noProof/>
+              </w:rPr>
+              <w:t>Purpose</w:t>
+            </w:r>
+            <w:r>
+              <w:rPr>
+                <w:noProof/>
+                <w:webHidden/>
+              </w:rPr>
+              <w:tab/>
+            </w:r>
+            <w:r>
+              <w:rPr>
+                <w:noProof/>
+                <w:webHidden/>
+              </w:rPr>
+              <w:fldChar w:fldCharType="begin"/>
+            </w:r>
+            <w:r>
+              <w:rPr>
+                <w:noProof/>
+                <w:webHidden/>
+              </w:rPr>
+              <w:instrText xml:space="preserve"> PAGEREF _Toc225922823 \h </w:instrText>
+            </w:r>
+            <w:r>
+              <w:rPr>
+                <w:noProof/>
+                <w:webHidden/>
+              </w:rPr>
+            </w:r>
+            <w:r>
+              <w:rPr>
+                <w:noProof/>
+                <w:webHidden/>
+              </w:rPr>
+              <w:fldChar w:fldCharType="separate"/>
+            </w:r>
+            <w:r>
+              <w:rPr>
+                <w:noProof/>
+                <w:webHidden/>
+              </w:rPr>
+              <w:t>3</w:t>
+            </w:r>
+            <w:r>
+              <w:rPr>
+                <w:noProof/>
+                <w:webHidden/>
+              </w:rPr>
+              <w:fldChar w:fldCharType="end"/>
+            </w:r>
+          </w:hyperlink>
+        </w:p>
+        <w:p>
+          <w:pPr>
+            <w:pStyle w:val="TOC2"/>
+            <w:rPr>
+              <w:rFonts w:asciiTheme="minorHAnsi" w:eastAsiaTheme="minorEastAsia" w:hAnsiTheme="minorHAnsi" w:cstheme="minorBidi"/>
+              <w:b w:val="0"/>
+              <w:i w:val="0"/>
+              <w:iCs w:val="0"/>
+              <w:noProof/>
+              <w:color w:val="auto"/>
+              <w:kern w:val="2"/>
+              <w:sz w:val="24"/>
+              <w:szCs w:val="24"/>
+              <w14:ligatures w14:val="standardContextual"/>
+            </w:rPr>
+          </w:pPr>
+          <w:hyperlink w:anchor="_Toc225922824" w:history="1">
+            <w:r>
+              <w:rPr>
+                <w:rStyle w:val="Hyperlink"/>
+                <w:rFonts w:ascii="Nirmala UI" w:hAnsi="Nirmala UI" w:cs="Nirmala UI"/>
+                <w:noProof/>
+              </w:rPr>
+              <w:t>Phase 1: Production and Initial Review</w:t>
+            </w:r>
+            <w:r>
+              <w:rPr>
+                <w:noProof/>
+                <w:webHidden/>
+              </w:rPr>
+              <w:tab/>
+            </w:r>
+            <w:r>
+              <w:rPr>
+                <w:noProof/>
+                <w:webHidden/>
+              </w:rPr>
+              <w:fldChar w:fldCharType="begin"/>
+            </w:r>
+            <w:r>
+              <w:rPr>
+                <w:noProof/>
+                <w:webHidden/>
+              </w:rPr>
+              <w:instrText xml:space="preserve"> PAGEREF _Toc225922824 \h </w:instrText>
+            </w:r>
+            <w:r>
+              <w:rPr>
+                <w:noProof/>
+                <w:webHidden/>
+              </w:rPr>
+            </w:r>
+            <w:r>
+              <w:rPr>
+                <w:noProof/>
+                <w:webHidden/>
+              </w:rPr>
+              <w:fldChar w:fldCharType="separate"/>
+            </w:r>
+            <w:r>
+              <w:rPr>
+                <w:noProof/>
+                <w:webHidden/>
+              </w:rPr>
+              <w:t>3</w:t>
+            </w:r>
+            <w:r>
+              <w:rPr>
+                <w:noProof/>
+                <w:webHidden/>
+              </w:rPr>
+              <w:fldChar w:fldCharType="end"/>
+            </w:r>
+          </w:hyperlink>
+        </w:p>
+        <w:p>
+          <w:pPr>
+            <w:pStyle w:val="TOC2"/>
+            <w:rPr>
+              <w:rFonts w:asciiTheme="minorHAnsi" w:eastAsiaTheme="minorEastAsia" w:hAnsiTheme="minorHAnsi" w:cstheme="minorBidi"/>
+              <w:b w:val="0"/>
+              <w:i w:val="0"/>
+              <w:iCs w:val="0"/>
+              <w:noProof/>
+              <w:color w:val="auto"/>
+              <w:kern w:val="2"/>
+              <w:sz w:val="24"/>
+              <w:szCs w:val="24"/>
+              <w14:ligatures w14:val="standardContextual"/>
+            </w:rPr>
+          </w:pPr>
+          <w:hyperlink w:anchor="_Toc225922825" w:history="1">
+            <w:r>
+              <w:rPr>
+                <w:rStyle w:val="Hyperlink"/>
+                <w:rFonts w:ascii="Nirmala UI" w:hAnsi="Nirmala UI" w:cs="Nirmala UI"/>
+                <w:noProof/>
+              </w:rPr>
+              <w:t>Phase 2: Finalization and Conversion</w:t>
+            </w:r>
+            <w:r>
+              <w:rPr>
+                <w:noProof/>
+                <w:webHidden/>
+              </w:rPr>
+              <w:tab/>
+            </w:r>
+            <w:r>
+              <w:rPr>
+                <w:noProof/>
+                <w:webHidden/>
+              </w:rPr>
+              <w:fldChar w:fldCharType="begin"/>
+            </w:r>
+            <w:r>
+              <w:rPr>
+                <w:noProof/>
+                <w:webHidden/>
+              </w:rPr>
+              <w:instrText xml:space="preserve"> PAGEREF _Toc225922825 \h </w:instrText>
+            </w:r>
+            <w:r>
+              <w:rPr>
+                <w:noProof/>
+                <w:webHidden/>
+              </w:rPr>
+            </w:r>
+            <w:r>
+              <w:rPr>
+                <w:noProof/>
+                <w:webHidden/>
+              </w:rPr>
+              <w:fldChar w:fldCharType="separate"/>
+            </w:r>
+            <w:r>
+              <w:rPr>
+                <w:noProof/>
+                <w:webHidden/>
+              </w:rPr>
+              <w:t>3</w:t>
+            </w:r>
+            <w:r>
+              <w:rPr>
+                <w:noProof/>
+                <w:webHidden/>
+              </w:rPr>
+              <w:fldChar w:fldCharType="end"/>
+            </w:r>
+          </w:hyperlink>
+        </w:p>
+        <w:p>
+          <w:pPr>
+            <w:pStyle w:val="TOC2"/>
+            <w:rPr>
+              <w:rFonts w:asciiTheme="minorHAnsi" w:eastAsiaTheme="minorEastAsia" w:hAnsiTheme="minorHAnsi" w:cstheme="minorBidi"/>
+              <w:b w:val="0"/>
+              <w:i w:val="0"/>
+              <w:iCs w:val="0"/>
+              <w:noProof/>
+              <w:color w:val="auto"/>
+              <w:kern w:val="2"/>
+              <w:sz w:val="24"/>
+              <w:szCs w:val="24"/>
+              <w14:ligatures w14:val="standardContextual"/>
+            </w:rPr>
+          </w:pPr>
+          <w:hyperlink w:anchor="_Toc225922826" w:history="1">
+            <w:r>
+              <w:rPr>
+                <w:rStyle w:val="Hyperlink"/>
+                <w:rFonts w:ascii="Nirmala UI" w:hAnsi="Nirmala UI" w:cs="Nirmala UI"/>
+                <w:noProof/>
+              </w:rPr>
+              <w:t>Phase 3: Peer Review and Email Distribution</w:t>
+            </w:r>
+            <w:r>
+              <w:rPr>
+                <w:noProof/>
+                <w:webHidden/>
+              </w:rPr>
+              <w:tab/>
+            </w:r>
+            <w:r>
+              <w:rPr>
+                <w:noProof/>
+                <w:webHidden/>
+              </w:rPr>
+              <w:fldChar w:fldCharType="begin"/>
+            </w:r>
+            <w:r>
+              <w:rPr>
+                <w:noProof/>
+                <w:webHidden/>
+              </w:rPr>
+              <w:instrText xml:space="preserve"> PAGEREF _Toc225922826 \h </w:instrText>
+            </w:r>
+            <w:r>
+              <w:rPr>
+                <w:noProof/>
+                <w:webHidden/>
+              </w:rPr>
+            </w:r>
+            <w:r>
+              <w:rPr>
+                <w:noProof/>
+                <w:webHidden/>
+              </w:rPr>
+              <w:fldChar w:fldCharType="separate"/>
+            </w:r>
+            <w:r>
+              <w:rPr>
+                <w:noProof/>
+                <w:webHidden/>
+              </w:rPr>
+              <w:t>3</w:t>
+            </w:r>
+            <w:r>
+              <w:rPr>
+                <w:noProof/>
+                <w:webHidden/>
+              </w:rPr>
+              <w:fldChar w:fldCharType="end"/>
+            </w:r>
+          </w:hyperlink>
+        </w:p>
+        <w:p>
+          <w:pPr>
+            <w:pStyle w:val="TOC2"/>
+            <w:rPr>
+              <w:rFonts w:asciiTheme="minorHAnsi" w:eastAsiaTheme="minorEastAsia" w:hAnsiTheme="minorHAnsi" w:cstheme="minorBidi"/>
+              <w:b w:val="0"/>
+              <w:i w:val="0"/>
+              <w:iCs w:val="0"/>
+              <w:noProof/>
+              <w:color w:val="auto"/>
+              <w:kern w:val="2"/>
+              <w:sz w:val="24"/>
+              <w:szCs w:val="24"/>
+              <w14:ligatures w14:val="standardContextual"/>
+            </w:rPr>
+          </w:pPr>
+          <w:hyperlink w:anchor="_Toc225922827" w:history="1">
+            <w:r>
+              <w:rPr>
+                <w:rStyle w:val="Hyperlink"/>
+                <w:rFonts w:ascii="Nirmala UI" w:hAnsi="Nirmala UI" w:cs="Nirmala UI"/>
+                <w:noProof/>
+              </w:rPr>
+              <w:t>Maintenance: Master Recipient List</w:t>
+            </w:r>
+            <w:r>
+              <w:rPr>
+                <w:noProof/>
+                <w:webHidden/>
+              </w:rPr>
+              <w:tab/>
+            </w:r>
+            <w:r>
+              <w:rPr>
+                <w:noProof/>
+                <w:webHidden/>
+              </w:rPr>
+              <w:fldChar w:fldCharType="begin"/>
+            </w:r>
+            <w:r>
+              <w:rPr>
+                <w:noProof/>
+                <w:webHidden/>
+              </w:rPr>
+              <w:instrText xml:space="preserve"> PAGEREF _Toc225922827 \h </w:instrText>
+            </w:r>
+            <w:r>
+              <w:rPr>
+                <w:noProof/>
+                <w:webHidden/>
+              </w:rPr>
+            </w:r>
+            <w:r>
+              <w:rPr>
+                <w:noProof/>
+                <w:webHidden/>
+              </w:rPr>
+              <w:fldChar w:fldCharType="separate"/>
+            </w:r>
+            <w:r>
+              <w:rPr>
+                <w:noProof/>
+                <w:webHidden/>
+              </w:rPr>
+              <w:t>5</w:t>
+            </w:r>
+            <w:r>
+              <w:rPr>
+                <w:noProof/>
+                <w:webHidden/>
+              </w:rPr>
+              <w:fldChar w:fldCharType="end"/>
+            </w:r>
+          </w:hyperlink>
+        </w:p>
+        <w:p>
+          <w:pPr>
+            <w:pStyle w:val="TOC2"/>
+            <w:rPr>
+              <w:rFonts w:asciiTheme="minorHAnsi" w:eastAsiaTheme="minorEastAsia" w:hAnsiTheme="minorHAnsi" w:cstheme="minorBidi"/>
+              <w:b w:val="0"/>
+              <w:i w:val="0"/>
+              <w:iCs w:val="0"/>
+              <w:noProof/>
+              <w:color w:val="auto"/>
+              <w:kern w:val="2"/>
+              <w:sz w:val="24"/>
+              <w:szCs w:val="24"/>
+              <w14:ligatures w14:val="standardContextual"/>
+            </w:rPr>
+          </w:pPr>
+          <w:hyperlink w:anchor="_Toc225922828" w:history="1">
+            <w:r>
+              <w:rPr>
+                <w:rStyle w:val="Hyperlink"/>
+                <w:rFonts w:ascii="Nirmala UI" w:hAnsi="Nirmala UI" w:cs="Nirmala UI"/>
+                <w:noProof/>
+              </w:rPr>
+              <w:t>Overview of Steps, Requirements, and Responsible Party</w:t>
+            </w:r>
+            <w:r>
+              <w:rPr>
+                <w:noProof/>
+                <w:webHidden/>
+              </w:rPr>
+              <w:tab/>
+            </w:r>
+            <w:r>
+              <w:rPr>
+                <w:noProof/>
+                <w:webHidden/>
+              </w:rPr>
+              <w:fldChar w:fldCharType="begin"/>
+            </w:r>
+            <w:r>
+              <w:rPr>
+                <w:noProof/>
+                <w:webHidden/>
+              </w:rPr>
+              <w:instrText xml:space="preserve"> PAGEREF _Toc225922828 \h </w:instrText>
+            </w:r>
+            <w:r>
+              <w:rPr>
+                <w:noProof/>
+                <w:webHidden/>
+              </w:rPr>
+            </w:r>
+            <w:r>
+              <w:rPr>
+                <w:noProof/>
+                <w:webHidden/>
+              </w:rPr>
+              <w:fldChar w:fldCharType="separate"/>
+            </w:r>
+            <w:r>
+              <w:rPr>
+                <w:noProof/>
+                <w:webHidden/>
+              </w:rPr>
+              <w:t>5</w:t>
+            </w:r>
+            <w:r>
+              <w:rPr>
+                <w:noProof/>
+                <w:webHidden/>
+              </w:rPr>
+              <w:fldChar w:fldCharType="end"/>
+            </w:r>
+          </w:hyperlink>
+        </w:p>
+        <w:p>
+          <w:r>
+            <w:rPr>
+              <w:rFonts w:ascii="Nirmala UI" w:hAnsi="Nirmala UI" w:cs="Nirmala UI"/>
+              <w:b/>
+              <w:bCs/>
+              <w:noProof/>
+            </w:rPr>
+            <w:fldChar w:fldCharType="end"/>
+          </w:r>
+        </w:p>
       </w:sdtContent>
     </w:sdt>
     <w:p>
@@ -615,2387 +1099,23 @@
       <w:pPr>
         <w:pStyle w:val="Heading1"/>
       </w:pPr>
-      <w:bookmarkStart w:id="0" w:name="_Toc228190214"/>
-      <w:r>
-        <w:lastRenderedPageBreak/>
+      <w:r>
         <w:t>Table of Contents</w:t>
       </w:r>
-      <w:bookmarkEnd w:id="0"/>
-    </w:p>
-    <w:p>
-      <w:pPr>
-        <w:pStyle w:val="TOC1"/>
-        <w:rPr>
-          <w:rFonts w:asciiTheme="minorHAnsi" w:eastAsiaTheme="minorEastAsia" w:hAnsiTheme="minorHAnsi" w:cstheme="minorBidi"/>
-          <w:b w:val="0"/>
-          <w:noProof/>
-          <w:color w:val="auto"/>
-          <w:kern w:val="2"/>
-          <w:sz w:val="24"/>
-          <w:szCs w:val="24"/>
-          <w14:ligatures w14:val="standardContextual"/>
-        </w:rPr>
-      </w:pPr>
+    </w:p>
+    <w:p>
       <w:r>
         <w:fldChar w:fldCharType="begin"/>
       </w:r>
       <w:r>
-        <w:instrText>TOC \o "1-3" \h \z \u</w:instrText>
+        <w:instrText xml:space="preserve">TOC \o "1-3" \h \z \u</w:instrText>
       </w:r>
       <w:r>
         <w:fldChar w:fldCharType="separate"/>
       </w:r>
-      <w:hyperlink w:anchor="_Toc228190214" w:history="1">
-        <w:r>
-          <w:rPr>
-            <w:rStyle w:val="Hyperlink"/>
-            <w:noProof/>
-          </w:rPr>
-          <w:t>Table of Contents</w:t>
-        </w:r>
-        <w:r>
-          <w:rPr>
-            <w:noProof/>
-            <w:webHidden/>
-          </w:rPr>
-          <w:tab/>
-        </w:r>
-        <w:r>
-          <w:rPr>
-            <w:noProof/>
-            <w:webHidden/>
-          </w:rPr>
-          <w:fldChar w:fldCharType="begin"/>
-        </w:r>
-        <w:r>
-          <w:rPr>
-            <w:noProof/>
-            <w:webHidden/>
-          </w:rPr>
-          <w:instrText xml:space="preserve"> PAGEREF _Toc228190214 \h </w:instrText>
-        </w:r>
-        <w:r>
-          <w:rPr>
-            <w:noProof/>
-            <w:webHidden/>
-          </w:rPr>
-        </w:r>
-        <w:r>
-          <w:rPr>
-            <w:noProof/>
-            <w:webHidden/>
-          </w:rPr>
-          <w:fldChar w:fldCharType="separate"/>
-        </w:r>
-        <w:r>
-          <w:rPr>
-            <w:noProof/>
-            <w:webHidden/>
-          </w:rPr>
-          <w:t>2</w:t>
-        </w:r>
-        <w:r>
-          <w:rPr>
-            <w:noProof/>
-            <w:webHidden/>
-          </w:rPr>
-          <w:fldChar w:fldCharType="end"/>
-        </w:r>
-      </w:hyperlink>
-    </w:p>
-    <w:p>
-      <w:pPr>
-        <w:pStyle w:val="TOC2"/>
-        <w:rPr>
-          <w:rFonts w:asciiTheme="minorHAnsi" w:eastAsiaTheme="minorEastAsia" w:hAnsiTheme="minorHAnsi" w:cstheme="minorBidi"/>
-          <w:b w:val="0"/>
-          <w:i w:val="0"/>
-          <w:iCs w:val="0"/>
-          <w:noProof/>
-          <w:color w:val="auto"/>
-          <w:kern w:val="2"/>
-          <w:sz w:val="24"/>
-          <w:szCs w:val="24"/>
-          <w14:ligatures w14:val="standardContextual"/>
-        </w:rPr>
-      </w:pPr>
-      <w:hyperlink w:anchor="_Toc228190215" w:history="1">
-        <w:r>
-          <w:rPr>
-            <w:rStyle w:val="Hyperlink"/>
-            <w:noProof/>
-          </w:rPr>
-          <w:t>1. Purpose</w:t>
-        </w:r>
-        <w:r>
-          <w:rPr>
-            <w:noProof/>
-            <w:webHidden/>
-          </w:rPr>
-          <w:tab/>
-        </w:r>
-        <w:r>
-          <w:rPr>
-            <w:noProof/>
-            <w:webHidden/>
-          </w:rPr>
-          <w:fldChar w:fldCharType="begin"/>
-        </w:r>
-        <w:r>
-          <w:rPr>
-            <w:noProof/>
-            <w:webHidden/>
-          </w:rPr>
-          <w:instrText xml:space="preserve"> PAGEREF _Toc228190215 \h </w:instrText>
-        </w:r>
-        <w:r>
-          <w:rPr>
-            <w:noProof/>
-            <w:webHidden/>
-          </w:rPr>
-        </w:r>
-        <w:r>
-          <w:rPr>
-            <w:noProof/>
-            <w:webHidden/>
-          </w:rPr>
-          <w:fldChar w:fldCharType="separate"/>
-        </w:r>
-        <w:r>
-          <w:rPr>
-            <w:noProof/>
-            <w:webHidden/>
-          </w:rPr>
-          <w:t>4</w:t>
-        </w:r>
-        <w:r>
-          <w:rPr>
-            <w:noProof/>
-            <w:webHidden/>
-          </w:rPr>
-          <w:fldChar w:fldCharType="end"/>
-        </w:r>
-      </w:hyperlink>
-    </w:p>
-    <w:p>
-      <w:pPr>
-        <w:pStyle w:val="TOC2"/>
-        <w:rPr>
-          <w:rFonts w:asciiTheme="minorHAnsi" w:eastAsiaTheme="minorEastAsia" w:hAnsiTheme="minorHAnsi" w:cstheme="minorBidi"/>
-          <w:b w:val="0"/>
-          <w:i w:val="0"/>
-          <w:iCs w:val="0"/>
-          <w:noProof/>
-          <w:color w:val="auto"/>
-          <w:kern w:val="2"/>
-          <w:sz w:val="24"/>
-          <w:szCs w:val="24"/>
-          <w14:ligatures w14:val="standardContextual"/>
-        </w:rPr>
-      </w:pPr>
-      <w:hyperlink w:anchor="_Toc228190216" w:history="1">
-        <w:r>
-          <w:rPr>
-            <w:rStyle w:val="Hyperlink"/>
-            <w:noProof/>
-          </w:rPr>
-          <w:t>2. Scope</w:t>
-        </w:r>
-        <w:r>
-          <w:rPr>
-            <w:noProof/>
-            <w:webHidden/>
-          </w:rPr>
-          <w:tab/>
-        </w:r>
-        <w:r>
-          <w:rPr>
-            <w:noProof/>
-            <w:webHidden/>
-          </w:rPr>
-          <w:fldChar w:fldCharType="begin"/>
-        </w:r>
-        <w:r>
-          <w:rPr>
-            <w:noProof/>
-            <w:webHidden/>
-          </w:rPr>
-          <w:instrText xml:space="preserve"> PAGEREF _Toc228190216 \h </w:instrText>
-        </w:r>
-        <w:r>
-          <w:rPr>
-            <w:noProof/>
-            <w:webHidden/>
-          </w:rPr>
-        </w:r>
-        <w:r>
-          <w:rPr>
-            <w:noProof/>
-            <w:webHidden/>
-          </w:rPr>
-          <w:fldChar w:fldCharType="separate"/>
-        </w:r>
-        <w:r>
-          <w:rPr>
-            <w:noProof/>
-            <w:webHidden/>
-          </w:rPr>
-          <w:t>4</w:t>
-        </w:r>
-        <w:r>
-          <w:rPr>
-            <w:noProof/>
-            <w:webHidden/>
-          </w:rPr>
-          <w:fldChar w:fldCharType="end"/>
-        </w:r>
-      </w:hyperlink>
-    </w:p>
-    <w:p>
-      <w:pPr>
-        <w:pStyle w:val="TOC2"/>
-        <w:rPr>
-          <w:rFonts w:asciiTheme="minorHAnsi" w:eastAsiaTheme="minorEastAsia" w:hAnsiTheme="minorHAnsi" w:cstheme="minorBidi"/>
-          <w:b w:val="0"/>
-          <w:i w:val="0"/>
-          <w:iCs w:val="0"/>
-          <w:noProof/>
-          <w:color w:val="auto"/>
-          <w:kern w:val="2"/>
-          <w:sz w:val="24"/>
-          <w:szCs w:val="24"/>
-          <w14:ligatures w14:val="standardContextual"/>
-        </w:rPr>
-      </w:pPr>
-      <w:hyperlink w:anchor="_Toc228190217" w:history="1">
-        <w:r>
-          <w:rPr>
-            <w:rStyle w:val="Hyperlink"/>
-            <w:noProof/>
-          </w:rPr>
-          <w:t>3. Prerequisites</w:t>
-        </w:r>
-        <w:r>
-          <w:rPr>
-            <w:noProof/>
-            <w:webHidden/>
-          </w:rPr>
-          <w:tab/>
-        </w:r>
-        <w:r>
-          <w:rPr>
-            <w:noProof/>
-            <w:webHidden/>
-          </w:rPr>
-          <w:fldChar w:fldCharType="begin"/>
-        </w:r>
-        <w:r>
-          <w:rPr>
-            <w:noProof/>
-            <w:webHidden/>
-          </w:rPr>
-          <w:instrText xml:space="preserve"> PAGEREF _Toc228190217 \h </w:instrText>
-        </w:r>
-        <w:r>
-          <w:rPr>
-            <w:noProof/>
-            <w:webHidden/>
-          </w:rPr>
-        </w:r>
-        <w:r>
-          <w:rPr>
-            <w:noProof/>
-            <w:webHidden/>
-          </w:rPr>
-          <w:fldChar w:fldCharType="separate"/>
-        </w:r>
-        <w:r>
-          <w:rPr>
-            <w:noProof/>
-            <w:webHidden/>
-          </w:rPr>
-          <w:t>5</w:t>
-        </w:r>
-        <w:r>
-          <w:rPr>
-            <w:noProof/>
-            <w:webHidden/>
-          </w:rPr>
-          <w:fldChar w:fldCharType="end"/>
-        </w:r>
-      </w:hyperlink>
-    </w:p>
-    <w:p>
-      <w:pPr>
-        <w:pStyle w:val="TOC2"/>
-        <w:rPr>
-          <w:rFonts w:asciiTheme="minorHAnsi" w:eastAsiaTheme="minorEastAsia" w:hAnsiTheme="minorHAnsi" w:cstheme="minorBidi"/>
-          <w:b w:val="0"/>
-          <w:i w:val="0"/>
-          <w:iCs w:val="0"/>
-          <w:noProof/>
-          <w:color w:val="auto"/>
-          <w:kern w:val="2"/>
-          <w:sz w:val="24"/>
-          <w:szCs w:val="24"/>
-          <w14:ligatures w14:val="standardContextual"/>
-        </w:rPr>
-      </w:pPr>
-      <w:hyperlink w:anchor="_Toc228190218" w:history="1">
-        <w:r>
-          <w:rPr>
-            <w:rStyle w:val="Hyperlink"/>
-            <w:noProof/>
-          </w:rPr>
-          <w:t>4. Trigger Configuration</w:t>
-        </w:r>
-        <w:r>
-          <w:rPr>
-            <w:noProof/>
-            <w:webHidden/>
-          </w:rPr>
-          <w:tab/>
-        </w:r>
-        <w:r>
-          <w:rPr>
-            <w:noProof/>
-            <w:webHidden/>
-          </w:rPr>
-          <w:fldChar w:fldCharType="begin"/>
-        </w:r>
-        <w:r>
-          <w:rPr>
-            <w:noProof/>
-            <w:webHidden/>
-          </w:rPr>
-          <w:instrText xml:space="preserve"> PAGEREF _Toc228190218 \h </w:instrText>
-        </w:r>
-        <w:r>
-          <w:rPr>
-            <w:noProof/>
-            <w:webHidden/>
-          </w:rPr>
-        </w:r>
-        <w:r>
-          <w:rPr>
-            <w:noProof/>
-            <w:webHidden/>
-          </w:rPr>
-          <w:fldChar w:fldCharType="separate"/>
-        </w:r>
-        <w:r>
-          <w:rPr>
-            <w:noProof/>
-            <w:webHidden/>
-          </w:rPr>
-          <w:t>5</w:t>
-        </w:r>
-        <w:r>
-          <w:rPr>
-            <w:noProof/>
-            <w:webHidden/>
-          </w:rPr>
-          <w:fldChar w:fldCharType="end"/>
-        </w:r>
-      </w:hyperlink>
-    </w:p>
-    <w:p>
-      <w:pPr>
-        <w:pStyle w:val="TOC3"/>
-        <w:rPr>
-          <w:rFonts w:eastAsiaTheme="minorEastAsia"/>
-          <w:noProof/>
-          <w:kern w:val="2"/>
-          <w:sz w:val="24"/>
-          <w:szCs w:val="24"/>
-          <w14:ligatures w14:val="standardContextual"/>
-        </w:rPr>
-      </w:pPr>
-      <w:hyperlink w:anchor="_Toc228190219" w:history="1">
-        <w:r>
-          <w:rPr>
-            <w:rStyle w:val="Hyperlink"/>
-            <w:noProof/>
-          </w:rPr>
-          <w:t>12 Hour Trigger (Production)</w:t>
-        </w:r>
-        <w:r>
-          <w:rPr>
-            <w:noProof/>
-            <w:webHidden/>
-          </w:rPr>
-          <w:tab/>
-        </w:r>
-        <w:r>
-          <w:rPr>
-            <w:noProof/>
-            <w:webHidden/>
-          </w:rPr>
-          <w:fldChar w:fldCharType="begin"/>
-        </w:r>
-        <w:r>
-          <w:rPr>
-            <w:noProof/>
-            <w:webHidden/>
-          </w:rPr>
-          <w:instrText xml:space="preserve"> PAGEREF _Toc228190219 \h </w:instrText>
-        </w:r>
-        <w:r>
-          <w:rPr>
-            <w:noProof/>
-            <w:webHidden/>
-          </w:rPr>
-        </w:r>
-        <w:r>
-          <w:rPr>
-            <w:noProof/>
-            <w:webHidden/>
-          </w:rPr>
-          <w:fldChar w:fldCharType="separate"/>
-        </w:r>
-        <w:r>
-          <w:rPr>
-            <w:noProof/>
-            <w:webHidden/>
-          </w:rPr>
-          <w:t>6</w:t>
-        </w:r>
-        <w:r>
-          <w:rPr>
-            <w:noProof/>
-            <w:webHidden/>
-          </w:rPr>
-          <w:fldChar w:fldCharType="end"/>
-        </w:r>
-      </w:hyperlink>
-    </w:p>
-    <w:p>
-      <w:pPr>
-        <w:pStyle w:val="TOC3"/>
-        <w:rPr>
-          <w:rFonts w:eastAsiaTheme="minorEastAsia"/>
-          <w:noProof/>
-          <w:kern w:val="2"/>
-          <w:sz w:val="24"/>
-          <w:szCs w:val="24"/>
-          <w14:ligatures w14:val="standardContextual"/>
-        </w:rPr>
-      </w:pPr>
-      <w:hyperlink w:anchor="_Toc228190220" w:history="1">
-        <w:r>
-          <w:rPr>
-            <w:rStyle w:val="Hyperlink"/>
-            <w:noProof/>
-          </w:rPr>
-          <w:t>WebHook Trigger (Testing / Manual)</w:t>
-        </w:r>
-        <w:r>
-          <w:rPr>
-            <w:noProof/>
-            <w:webHidden/>
-          </w:rPr>
-          <w:tab/>
-        </w:r>
-        <w:r>
-          <w:rPr>
-            <w:noProof/>
-            <w:webHidden/>
-          </w:rPr>
-          <w:fldChar w:fldCharType="begin"/>
-        </w:r>
-        <w:r>
-          <w:rPr>
-            <w:noProof/>
-            <w:webHidden/>
-          </w:rPr>
-          <w:instrText xml:space="preserve"> PAGEREF _Toc228190220 \h </w:instrText>
-        </w:r>
-        <w:r>
-          <w:rPr>
-            <w:noProof/>
-            <w:webHidden/>
-          </w:rPr>
-        </w:r>
-        <w:r>
-          <w:rPr>
-            <w:noProof/>
-            <w:webHidden/>
-          </w:rPr>
-          <w:fldChar w:fldCharType="separate"/>
-        </w:r>
-        <w:r>
-          <w:rPr>
-            <w:noProof/>
-            <w:webHidden/>
-          </w:rPr>
-          <w:t>6</w:t>
-        </w:r>
-        <w:r>
-          <w:rPr>
-            <w:noProof/>
-            <w:webHidden/>
-          </w:rPr>
-          <w:fldChar w:fldCharType="end"/>
-        </w:r>
-      </w:hyperlink>
-    </w:p>
-    <w:p>
-      <w:pPr>
-        <w:pStyle w:val="TOC2"/>
-        <w:rPr>
-          <w:rFonts w:asciiTheme="minorHAnsi" w:eastAsiaTheme="minorEastAsia" w:hAnsiTheme="minorHAnsi" w:cstheme="minorBidi"/>
-          <w:b w:val="0"/>
-          <w:i w:val="0"/>
-          <w:iCs w:val="0"/>
-          <w:noProof/>
-          <w:color w:val="auto"/>
-          <w:kern w:val="2"/>
-          <w:sz w:val="24"/>
-          <w:szCs w:val="24"/>
-          <w14:ligatures w14:val="standardContextual"/>
-        </w:rPr>
-      </w:pPr>
-      <w:hyperlink w:anchor="_Toc228190221" w:history="1">
-        <w:r>
-          <w:rPr>
-            <w:rStyle w:val="Hyperlink"/>
-            <w:noProof/>
-          </w:rPr>
-          <w:t>5. TQL Query</w:t>
-        </w:r>
-        <w:r>
-          <w:rPr>
-            <w:noProof/>
-            <w:webHidden/>
-          </w:rPr>
-          <w:tab/>
-        </w:r>
-        <w:r>
-          <w:rPr>
-            <w:noProof/>
-            <w:webHidden/>
-          </w:rPr>
-          <w:fldChar w:fldCharType="begin"/>
-        </w:r>
-        <w:r>
-          <w:rPr>
-            <w:noProof/>
-            <w:webHidden/>
-          </w:rPr>
-          <w:instrText xml:space="preserve"> PAGEREF _Toc228190221 \h </w:instrText>
-        </w:r>
-        <w:r>
-          <w:rPr>
-            <w:noProof/>
-            <w:webHidden/>
-          </w:rPr>
-        </w:r>
-        <w:r>
-          <w:rPr>
-            <w:noProof/>
-            <w:webHidden/>
-          </w:rPr>
-          <w:fldChar w:fldCharType="separate"/>
-        </w:r>
-        <w:r>
-          <w:rPr>
-            <w:noProof/>
-            <w:webHidden/>
-          </w:rPr>
-          <w:t>7</w:t>
-        </w:r>
-        <w:r>
-          <w:rPr>
-            <w:noProof/>
-            <w:webHidden/>
-          </w:rPr>
-          <w:fldChar w:fldCharType="end"/>
-        </w:r>
-      </w:hyperlink>
-    </w:p>
-    <w:p>
-      <w:pPr>
-        <w:pStyle w:val="TOC3"/>
-        <w:rPr>
-          <w:rFonts w:eastAsiaTheme="minorEastAsia"/>
-          <w:noProof/>
-          <w:kern w:val="2"/>
-          <w:sz w:val="24"/>
-          <w:szCs w:val="24"/>
-          <w14:ligatures w14:val="standardContextual"/>
-        </w:rPr>
-      </w:pPr>
-      <w:hyperlink w:anchor="_Toc228190222" w:history="1">
-        <w:r>
-          <w:rPr>
-            <w:rStyle w:val="Hyperlink"/>
-            <w:noProof/>
-          </w:rPr>
-          <w:t>Monitored ASN</w:t>
-        </w:r>
-        <w:r>
-          <w:rPr>
-            <w:noProof/>
-            <w:webHidden/>
-          </w:rPr>
-          <w:tab/>
-        </w:r>
-        <w:r>
-          <w:rPr>
-            <w:noProof/>
-            <w:webHidden/>
-          </w:rPr>
-          <w:fldChar w:fldCharType="begin"/>
-        </w:r>
-        <w:r>
-          <w:rPr>
-            <w:noProof/>
-            <w:webHidden/>
-          </w:rPr>
-          <w:instrText xml:space="preserve"> PAGEREF _Toc228190222 \h </w:instrText>
-        </w:r>
-        <w:r>
-          <w:rPr>
-            <w:noProof/>
-            <w:webHidden/>
-          </w:rPr>
-        </w:r>
-        <w:r>
-          <w:rPr>
-            <w:noProof/>
-            <w:webHidden/>
-          </w:rPr>
-          <w:fldChar w:fldCharType="separate"/>
-        </w:r>
-        <w:r>
-          <w:rPr>
-            <w:noProof/>
-            <w:webHidden/>
-          </w:rPr>
-          <w:t>8</w:t>
-        </w:r>
-        <w:r>
-          <w:rPr>
-            <w:noProof/>
-            <w:webHidden/>
-          </w:rPr>
-          <w:fldChar w:fldCharType="end"/>
-        </w:r>
-      </w:hyperlink>
-    </w:p>
-    <w:p>
-      <w:pPr>
-        <w:pStyle w:val="TOC2"/>
-        <w:rPr>
-          <w:rFonts w:asciiTheme="minorHAnsi" w:eastAsiaTheme="minorEastAsia" w:hAnsiTheme="minorHAnsi" w:cstheme="minorBidi"/>
-          <w:b w:val="0"/>
-          <w:i w:val="0"/>
-          <w:iCs w:val="0"/>
-          <w:noProof/>
-          <w:color w:val="auto"/>
-          <w:kern w:val="2"/>
-          <w:sz w:val="24"/>
-          <w:szCs w:val="24"/>
-          <w14:ligatures w14:val="standardContextual"/>
-        </w:rPr>
-      </w:pPr>
-      <w:hyperlink w:anchor="_Toc228190223" w:history="1">
-        <w:r>
-          <w:rPr>
-            <w:rStyle w:val="Hyperlink"/>
-            <w:noProof/>
-          </w:rPr>
-          <w:t>6. Playbook Flow</w:t>
-        </w:r>
-        <w:r>
-          <w:rPr>
-            <w:noProof/>
-            <w:webHidden/>
-          </w:rPr>
-          <w:tab/>
-        </w:r>
-        <w:r>
-          <w:rPr>
-            <w:noProof/>
-            <w:webHidden/>
-          </w:rPr>
-          <w:fldChar w:fldCharType="begin"/>
-        </w:r>
-        <w:r>
-          <w:rPr>
-            <w:noProof/>
-            <w:webHidden/>
-          </w:rPr>
-          <w:instrText xml:space="preserve"> PAGEREF _Toc228190223 \h </w:instrText>
-        </w:r>
-        <w:r>
-          <w:rPr>
-            <w:noProof/>
-            <w:webHidden/>
-          </w:rPr>
-        </w:r>
-        <w:r>
-          <w:rPr>
-            <w:noProof/>
-            <w:webHidden/>
-          </w:rPr>
-          <w:fldChar w:fldCharType="separate"/>
-        </w:r>
-        <w:r>
-          <w:rPr>
-            <w:noProof/>
-            <w:webHidden/>
-          </w:rPr>
-          <w:t>8</w:t>
-        </w:r>
-        <w:r>
-          <w:rPr>
-            <w:noProof/>
-            <w:webHidden/>
-          </w:rPr>
-          <w:fldChar w:fldCharType="end"/>
-        </w:r>
-      </w:hyperlink>
-    </w:p>
-    <w:p>
-      <w:pPr>
-        <w:pStyle w:val="TOC3"/>
-        <w:rPr>
-          <w:rFonts w:eastAsiaTheme="minorEastAsia"/>
-          <w:noProof/>
-          <w:kern w:val="2"/>
-          <w:sz w:val="24"/>
-          <w:szCs w:val="24"/>
-          <w14:ligatures w14:val="standardContextual"/>
-        </w:rPr>
-      </w:pPr>
-      <w:hyperlink w:anchor="_Toc228190224" w:history="1">
-        <w:r>
-          <w:rPr>
-            <w:rStyle w:val="Hyperlink"/>
-            <w:noProof/>
-          </w:rPr>
-          <w:t>6.1 Error Paths</w:t>
-        </w:r>
-        <w:r>
-          <w:rPr>
-            <w:noProof/>
-            <w:webHidden/>
-          </w:rPr>
-          <w:tab/>
-        </w:r>
-        <w:r>
-          <w:rPr>
-            <w:noProof/>
-            <w:webHidden/>
-          </w:rPr>
-          <w:fldChar w:fldCharType="begin"/>
-        </w:r>
-        <w:r>
-          <w:rPr>
-            <w:noProof/>
-            <w:webHidden/>
-          </w:rPr>
-          <w:instrText xml:space="preserve"> PAGEREF _Toc228190224 \h </w:instrText>
-        </w:r>
-        <w:r>
-          <w:rPr>
-            <w:noProof/>
-            <w:webHidden/>
-          </w:rPr>
-        </w:r>
-        <w:r>
-          <w:rPr>
-            <w:noProof/>
-            <w:webHidden/>
-          </w:rPr>
-          <w:fldChar w:fldCharType="separate"/>
-        </w:r>
-        <w:r>
-          <w:rPr>
-            <w:noProof/>
-            <w:webHidden/>
-          </w:rPr>
-          <w:t>8</w:t>
-        </w:r>
-        <w:r>
-          <w:rPr>
-            <w:noProof/>
-            <w:webHidden/>
-          </w:rPr>
-          <w:fldChar w:fldCharType="end"/>
-        </w:r>
-      </w:hyperlink>
-    </w:p>
-    <w:p>
-      <w:pPr>
-        <w:pStyle w:val="TOC2"/>
-        <w:rPr>
-          <w:rFonts w:asciiTheme="minorHAnsi" w:eastAsiaTheme="minorEastAsia" w:hAnsiTheme="minorHAnsi" w:cstheme="minorBidi"/>
-          <w:b w:val="0"/>
-          <w:i w:val="0"/>
-          <w:iCs w:val="0"/>
-          <w:noProof/>
-          <w:color w:val="auto"/>
-          <w:kern w:val="2"/>
-          <w:sz w:val="24"/>
-          <w:szCs w:val="24"/>
-          <w14:ligatures w14:val="standardContextual"/>
-        </w:rPr>
-      </w:pPr>
-      <w:hyperlink w:anchor="_Toc228190225" w:history="1">
-        <w:r>
-          <w:rPr>
-            <w:rStyle w:val="Hyperlink"/>
-            <w:noProof/>
-          </w:rPr>
-          <w:t>7. Step Details</w:t>
-        </w:r>
-        <w:r>
-          <w:rPr>
-            <w:noProof/>
-            <w:webHidden/>
-          </w:rPr>
-          <w:tab/>
-        </w:r>
-        <w:r>
-          <w:rPr>
-            <w:noProof/>
-            <w:webHidden/>
-          </w:rPr>
-          <w:fldChar w:fldCharType="begin"/>
-        </w:r>
-        <w:r>
-          <w:rPr>
-            <w:noProof/>
-            <w:webHidden/>
-          </w:rPr>
-          <w:instrText xml:space="preserve"> PAGEREF _Toc228190225 \h </w:instrText>
-        </w:r>
-        <w:r>
-          <w:rPr>
-            <w:noProof/>
-            <w:webHidden/>
-          </w:rPr>
-        </w:r>
-        <w:r>
-          <w:rPr>
-            <w:noProof/>
-            <w:webHidden/>
-          </w:rPr>
-          <w:fldChar w:fldCharType="separate"/>
-        </w:r>
-        <w:r>
-          <w:rPr>
-            <w:noProof/>
-            <w:webHidden/>
-          </w:rPr>
-          <w:t>9</w:t>
-        </w:r>
-        <w:r>
-          <w:rPr>
-            <w:noProof/>
-            <w:webHidden/>
-          </w:rPr>
-          <w:fldChar w:fldCharType="end"/>
-        </w:r>
-      </w:hyperlink>
-    </w:p>
-    <w:p>
-      <w:pPr>
-        <w:pStyle w:val="TOC3"/>
-        <w:rPr>
-          <w:rFonts w:eastAsiaTheme="minorEastAsia"/>
-          <w:noProof/>
-          <w:kern w:val="2"/>
-          <w:sz w:val="24"/>
-          <w:szCs w:val="24"/>
-          <w14:ligatures w14:val="standardContextual"/>
-        </w:rPr>
-      </w:pPr>
-      <w:hyperlink w:anchor="_Toc228190226" w:history="1">
-        <w:r>
-          <w:rPr>
-            <w:rStyle w:val="Hyperlink"/>
-            <w:noProof/>
-          </w:rPr>
-          <w:t>Step 1 — ThreatConnect Get Indicators</w:t>
-        </w:r>
-        <w:r>
-          <w:rPr>
-            <w:noProof/>
-            <w:webHidden/>
-          </w:rPr>
-          <w:tab/>
-        </w:r>
-        <w:r>
-          <w:rPr>
-            <w:noProof/>
-            <w:webHidden/>
-          </w:rPr>
-          <w:fldChar w:fldCharType="begin"/>
-        </w:r>
-        <w:r>
-          <w:rPr>
-            <w:noProof/>
-            <w:webHidden/>
-          </w:rPr>
-          <w:instrText xml:space="preserve"> PAGEREF _Toc228190226 \h </w:instrText>
-        </w:r>
-        <w:r>
-          <w:rPr>
-            <w:noProof/>
-            <w:webHidden/>
-          </w:rPr>
-        </w:r>
-        <w:r>
-          <w:rPr>
-            <w:noProof/>
-            <w:webHidden/>
-          </w:rPr>
-          <w:fldChar w:fldCharType="separate"/>
-        </w:r>
-        <w:r>
-          <w:rPr>
-            <w:noProof/>
-            <w:webHidden/>
-          </w:rPr>
-          <w:t>9</w:t>
-        </w:r>
-        <w:r>
-          <w:rPr>
-            <w:noProof/>
-            <w:webHidden/>
-          </w:rPr>
-          <w:fldChar w:fldCharType="end"/>
-        </w:r>
-      </w:hyperlink>
-    </w:p>
-    <w:p>
-      <w:pPr>
-        <w:pStyle w:val="TOC3"/>
-        <w:rPr>
-          <w:rFonts w:eastAsiaTheme="minorEastAsia"/>
-          <w:noProof/>
-          <w:kern w:val="2"/>
-          <w:sz w:val="24"/>
-          <w:szCs w:val="24"/>
-          <w14:ligatures w14:val="standardContextual"/>
-        </w:rPr>
-      </w:pPr>
-      <w:hyperlink w:anchor="_Toc228190227" w:history="1">
-        <w:r>
-          <w:rPr>
-            <w:rStyle w:val="Hyperlink"/>
-            <w:noProof/>
-          </w:rPr>
-          <w:t>Step 1a — List of Indicators Summary Logger</w:t>
-        </w:r>
-        <w:r>
-          <w:rPr>
-            <w:noProof/>
-            <w:webHidden/>
-          </w:rPr>
-          <w:tab/>
-        </w:r>
-        <w:r>
-          <w:rPr>
-            <w:noProof/>
-            <w:webHidden/>
-          </w:rPr>
-          <w:fldChar w:fldCharType="begin"/>
-        </w:r>
-        <w:r>
-          <w:rPr>
-            <w:noProof/>
-            <w:webHidden/>
-          </w:rPr>
-          <w:instrText xml:space="preserve"> PAGEREF _Toc228190227 \h </w:instrText>
-        </w:r>
-        <w:r>
-          <w:rPr>
-            <w:noProof/>
-            <w:webHidden/>
-          </w:rPr>
-        </w:r>
-        <w:r>
-          <w:rPr>
-            <w:noProof/>
-            <w:webHidden/>
-          </w:rPr>
-          <w:fldChar w:fldCharType="separate"/>
-        </w:r>
-        <w:r>
-          <w:rPr>
-            <w:noProof/>
-            <w:webHidden/>
-          </w:rPr>
-          <w:t>9</w:t>
-        </w:r>
-        <w:r>
-          <w:rPr>
-            <w:noProof/>
-            <w:webHidden/>
-          </w:rPr>
-          <w:fldChar w:fldCharType="end"/>
-        </w:r>
-      </w:hyperlink>
-    </w:p>
-    <w:p>
-      <w:pPr>
-        <w:pStyle w:val="TOC3"/>
-        <w:rPr>
-          <w:rFonts w:eastAsiaTheme="minorEastAsia"/>
-          <w:noProof/>
-          <w:kern w:val="2"/>
-          <w:sz w:val="24"/>
-          <w:szCs w:val="24"/>
-          <w14:ligatures w14:val="standardContextual"/>
-        </w:rPr>
-      </w:pPr>
-      <w:hyperlink w:anchor="_Toc228190228" w:history="1">
-        <w:r>
-          <w:rPr>
-            <w:rStyle w:val="Hyperlink"/>
-            <w:noProof/>
-          </w:rPr>
-          <w:t>Step 2 — Iterator</w:t>
-        </w:r>
-        <w:r>
-          <w:rPr>
-            <w:noProof/>
-            <w:webHidden/>
-          </w:rPr>
-          <w:tab/>
-        </w:r>
-        <w:r>
-          <w:rPr>
-            <w:noProof/>
-            <w:webHidden/>
-          </w:rPr>
-          <w:fldChar w:fldCharType="begin"/>
-        </w:r>
-        <w:r>
-          <w:rPr>
-            <w:noProof/>
-            <w:webHidden/>
-          </w:rPr>
-          <w:instrText xml:space="preserve"> PAGEREF _Toc228190228 \h </w:instrText>
-        </w:r>
-        <w:r>
-          <w:rPr>
-            <w:noProof/>
-            <w:webHidden/>
-          </w:rPr>
-        </w:r>
-        <w:r>
-          <w:rPr>
-            <w:noProof/>
-            <w:webHidden/>
-          </w:rPr>
-          <w:fldChar w:fldCharType="separate"/>
-        </w:r>
-        <w:r>
-          <w:rPr>
-            <w:noProof/>
-            <w:webHidden/>
-          </w:rPr>
-          <w:t>9</w:t>
-        </w:r>
-        <w:r>
-          <w:rPr>
-            <w:noProof/>
-            <w:webHidden/>
-          </w:rPr>
-          <w:fldChar w:fldCharType="end"/>
-        </w:r>
-      </w:hyperlink>
-    </w:p>
-    <w:p>
-      <w:pPr>
-        <w:pStyle w:val="TOC3"/>
-        <w:rPr>
-          <w:rFonts w:eastAsiaTheme="minorEastAsia"/>
-          <w:noProof/>
-          <w:kern w:val="2"/>
-          <w:sz w:val="24"/>
-          <w:szCs w:val="24"/>
-          <w14:ligatures w14:val="standardContextual"/>
-        </w:rPr>
-      </w:pPr>
-      <w:hyperlink w:anchor="_Toc228190229" w:history="1">
-        <w:r>
-          <w:rPr>
-            <w:rStyle w:val="Hyperlink"/>
-            <w:noProof/>
-          </w:rPr>
-          <w:t>Step 3 — ThreatConnect Tags (Get)</w:t>
-        </w:r>
-        <w:r>
-          <w:rPr>
-            <w:noProof/>
-            <w:webHidden/>
-          </w:rPr>
-          <w:tab/>
-        </w:r>
-        <w:r>
-          <w:rPr>
-            <w:noProof/>
-            <w:webHidden/>
-          </w:rPr>
-          <w:fldChar w:fldCharType="begin"/>
-        </w:r>
-        <w:r>
-          <w:rPr>
-            <w:noProof/>
-            <w:webHidden/>
-          </w:rPr>
-          <w:instrText xml:space="preserve"> PAGEREF _Toc228190229 \h </w:instrText>
-        </w:r>
-        <w:r>
-          <w:rPr>
-            <w:noProof/>
-            <w:webHidden/>
-          </w:rPr>
-        </w:r>
-        <w:r>
-          <w:rPr>
-            <w:noProof/>
-            <w:webHidden/>
-          </w:rPr>
-          <w:fldChar w:fldCharType="separate"/>
-        </w:r>
-        <w:r>
-          <w:rPr>
-            <w:noProof/>
-            <w:webHidden/>
-          </w:rPr>
-          <w:t>10</w:t>
-        </w:r>
-        <w:r>
-          <w:rPr>
-            <w:noProof/>
-            <w:webHidden/>
-          </w:rPr>
-          <w:fldChar w:fldCharType="end"/>
-        </w:r>
-      </w:hyperlink>
-    </w:p>
-    <w:p>
-      <w:pPr>
-        <w:pStyle w:val="TOC3"/>
-        <w:rPr>
-          <w:rFonts w:eastAsiaTheme="minorEastAsia"/>
-          <w:noProof/>
-          <w:kern w:val="2"/>
-          <w:sz w:val="24"/>
-          <w:szCs w:val="24"/>
-          <w14:ligatures w14:val="standardContextual"/>
-        </w:rPr>
-      </w:pPr>
-      <w:hyperlink w:anchor="_Toc228190230" w:history="1">
-        <w:r>
-          <w:rPr>
-            <w:rStyle w:val="Hyperlink"/>
-            <w:noProof/>
-          </w:rPr>
-          <w:t>Step 4 — ThreatConnect Set HTOC Scanner Identifier</w:t>
-        </w:r>
-        <w:r>
-          <w:rPr>
-            <w:noProof/>
-            <w:webHidden/>
-          </w:rPr>
-          <w:tab/>
-        </w:r>
-        <w:r>
-          <w:rPr>
-            <w:noProof/>
-            <w:webHidden/>
-          </w:rPr>
-          <w:fldChar w:fldCharType="begin"/>
-        </w:r>
-        <w:r>
-          <w:rPr>
-            <w:noProof/>
-            <w:webHidden/>
-          </w:rPr>
-          <w:instrText xml:space="preserve"> PAGEREF _Toc228190230 \h </w:instrText>
-        </w:r>
-        <w:r>
-          <w:rPr>
-            <w:noProof/>
-            <w:webHidden/>
-          </w:rPr>
-        </w:r>
-        <w:r>
-          <w:rPr>
-            <w:noProof/>
-            <w:webHidden/>
-          </w:rPr>
-          <w:fldChar w:fldCharType="separate"/>
-        </w:r>
-        <w:r>
-          <w:rPr>
-            <w:noProof/>
-            <w:webHidden/>
-          </w:rPr>
-          <w:t>10</w:t>
-        </w:r>
-        <w:r>
-          <w:rPr>
-            <w:noProof/>
-            <w:webHidden/>
-          </w:rPr>
-          <w:fldChar w:fldCharType="end"/>
-        </w:r>
-      </w:hyperlink>
-    </w:p>
-    <w:p>
-      <w:pPr>
-        <w:pStyle w:val="TOC3"/>
-        <w:rPr>
-          <w:rFonts w:eastAsiaTheme="minorEastAsia"/>
-          <w:noProof/>
-          <w:kern w:val="2"/>
-          <w:sz w:val="24"/>
-          <w:szCs w:val="24"/>
-          <w14:ligatures w14:val="standardContextual"/>
-        </w:rPr>
-      </w:pPr>
-      <w:hyperlink w:anchor="_Toc228190231" w:history="1">
-        <w:r>
-          <w:rPr>
-            <w:rStyle w:val="Hyperlink"/>
-            <w:noProof/>
-          </w:rPr>
-          <w:t>Step 5 — JMESPath</w:t>
-        </w:r>
-        <w:r>
-          <w:rPr>
-            <w:noProof/>
-            <w:webHidden/>
-          </w:rPr>
-          <w:tab/>
-        </w:r>
-        <w:r>
-          <w:rPr>
-            <w:noProof/>
-            <w:webHidden/>
-          </w:rPr>
-          <w:fldChar w:fldCharType="begin"/>
-        </w:r>
-        <w:r>
-          <w:rPr>
-            <w:noProof/>
-            <w:webHidden/>
-          </w:rPr>
-          <w:instrText xml:space="preserve"> PAGEREF _Toc228190231 \h </w:instrText>
-        </w:r>
-        <w:r>
-          <w:rPr>
-            <w:noProof/>
-            <w:webHidden/>
-          </w:rPr>
-        </w:r>
-        <w:r>
-          <w:rPr>
-            <w:noProof/>
-            <w:webHidden/>
-          </w:rPr>
-          <w:fldChar w:fldCharType="separate"/>
-        </w:r>
-        <w:r>
-          <w:rPr>
-            <w:noProof/>
-            <w:webHidden/>
-          </w:rPr>
-          <w:t>10</w:t>
-        </w:r>
-        <w:r>
-          <w:rPr>
-            <w:noProof/>
-            <w:webHidden/>
-          </w:rPr>
-          <w:fldChar w:fldCharType="end"/>
-        </w:r>
-      </w:hyperlink>
-    </w:p>
-    <w:p>
-      <w:pPr>
-        <w:pStyle w:val="TOC3"/>
-        <w:rPr>
-          <w:rFonts w:eastAsiaTheme="minorEastAsia"/>
-          <w:noProof/>
-          <w:kern w:val="2"/>
-          <w:sz w:val="24"/>
-          <w:szCs w:val="24"/>
-          <w14:ligatures w14:val="standardContextual"/>
-        </w:rPr>
-      </w:pPr>
-      <w:hyperlink w:anchor="_Toc228190232" w:history="1">
-        <w:r>
-          <w:rPr>
-            <w:rStyle w:val="Hyperlink"/>
-            <w:noProof/>
-          </w:rPr>
-          <w:t>Step 6 — DataStore (POST)</w:t>
-        </w:r>
-        <w:r>
-          <w:rPr>
-            <w:noProof/>
-            <w:webHidden/>
-          </w:rPr>
-          <w:tab/>
-        </w:r>
-        <w:r>
-          <w:rPr>
-            <w:noProof/>
-            <w:webHidden/>
-          </w:rPr>
-          <w:fldChar w:fldCharType="begin"/>
-        </w:r>
-        <w:r>
-          <w:rPr>
-            <w:noProof/>
-            <w:webHidden/>
-          </w:rPr>
-          <w:instrText xml:space="preserve"> PAGEREF _Toc228190232 \h </w:instrText>
-        </w:r>
-        <w:r>
-          <w:rPr>
-            <w:noProof/>
-            <w:webHidden/>
-          </w:rPr>
-        </w:r>
-        <w:r>
-          <w:rPr>
-            <w:noProof/>
-            <w:webHidden/>
-          </w:rPr>
-          <w:fldChar w:fldCharType="separate"/>
-        </w:r>
-        <w:r>
-          <w:rPr>
-            <w:noProof/>
-            <w:webHidden/>
-          </w:rPr>
-          <w:t>10</w:t>
-        </w:r>
-        <w:r>
-          <w:rPr>
-            <w:noProof/>
-            <w:webHidden/>
-          </w:rPr>
-          <w:fldChar w:fldCharType="end"/>
-        </w:r>
-      </w:hyperlink>
-    </w:p>
-    <w:p>
-      <w:pPr>
-        <w:pStyle w:val="TOC3"/>
-        <w:rPr>
-          <w:rFonts w:eastAsiaTheme="minorEastAsia"/>
-          <w:noProof/>
-          <w:kern w:val="2"/>
-          <w:sz w:val="24"/>
-          <w:szCs w:val="24"/>
-          <w14:ligatures w14:val="standardContextual"/>
-        </w:rPr>
-      </w:pPr>
-      <w:hyperlink w:anchor="_Toc228190233" w:history="1">
-        <w:r>
-          <w:rPr>
-            <w:rStyle w:val="Hyperlink"/>
-            <w:noProof/>
-          </w:rPr>
-          <w:t>Step 7 — Complete Success Logger</w:t>
-        </w:r>
-        <w:r>
-          <w:rPr>
-            <w:noProof/>
-            <w:webHidden/>
-          </w:rPr>
-          <w:tab/>
-        </w:r>
-        <w:r>
-          <w:rPr>
-            <w:noProof/>
-            <w:webHidden/>
-          </w:rPr>
-          <w:fldChar w:fldCharType="begin"/>
-        </w:r>
-        <w:r>
-          <w:rPr>
-            <w:noProof/>
-            <w:webHidden/>
-          </w:rPr>
-          <w:instrText xml:space="preserve"> PAGEREF _Toc228190233 \h </w:instrText>
-        </w:r>
-        <w:r>
-          <w:rPr>
-            <w:noProof/>
-            <w:webHidden/>
-          </w:rPr>
-        </w:r>
-        <w:r>
-          <w:rPr>
-            <w:noProof/>
-            <w:webHidden/>
-          </w:rPr>
-          <w:fldChar w:fldCharType="separate"/>
-        </w:r>
-        <w:r>
-          <w:rPr>
-            <w:noProof/>
-            <w:webHidden/>
-          </w:rPr>
-          <w:t>11</w:t>
-        </w:r>
-        <w:r>
-          <w:rPr>
-            <w:noProof/>
-            <w:webHidden/>
-          </w:rPr>
-          <w:fldChar w:fldCharType="end"/>
-        </w:r>
-      </w:hyperlink>
-    </w:p>
-    <w:p>
-      <w:pPr>
-        <w:pStyle w:val="TOC3"/>
-        <w:rPr>
-          <w:rFonts w:eastAsiaTheme="minorEastAsia"/>
-          <w:noProof/>
-          <w:kern w:val="2"/>
-          <w:sz w:val="24"/>
-          <w:szCs w:val="24"/>
-          <w14:ligatures w14:val="standardContextual"/>
-        </w:rPr>
-      </w:pPr>
-      <w:hyperlink w:anchor="_Toc228190234" w:history="1">
-        <w:r>
-          <w:rPr>
-            <w:rStyle w:val="Hyperlink"/>
-            <w:noProof/>
-          </w:rPr>
-          <w:t>Step 8 — Logger (Loop End)</w:t>
-        </w:r>
-        <w:r>
-          <w:rPr>
-            <w:noProof/>
-            <w:webHidden/>
-          </w:rPr>
-          <w:tab/>
-        </w:r>
-        <w:r>
-          <w:rPr>
-            <w:noProof/>
-            <w:webHidden/>
-          </w:rPr>
-          <w:fldChar w:fldCharType="begin"/>
-        </w:r>
-        <w:r>
-          <w:rPr>
-            <w:noProof/>
-            <w:webHidden/>
-          </w:rPr>
-          <w:instrText xml:space="preserve"> PAGEREF _Toc228190234 \h </w:instrText>
-        </w:r>
-        <w:r>
-          <w:rPr>
-            <w:noProof/>
-            <w:webHidden/>
-          </w:rPr>
-        </w:r>
-        <w:r>
-          <w:rPr>
-            <w:noProof/>
-            <w:webHidden/>
-          </w:rPr>
-          <w:fldChar w:fldCharType="separate"/>
-        </w:r>
-        <w:r>
-          <w:rPr>
-            <w:noProof/>
-            <w:webHidden/>
-          </w:rPr>
-          <w:t>11</w:t>
-        </w:r>
-        <w:r>
-          <w:rPr>
-            <w:noProof/>
-            <w:webHidden/>
-          </w:rPr>
-          <w:fldChar w:fldCharType="end"/>
-        </w:r>
-      </w:hyperlink>
-    </w:p>
-    <w:p>
-      <w:pPr>
-        <w:pStyle w:val="TOC3"/>
-        <w:rPr>
-          <w:rFonts w:eastAsiaTheme="minorEastAsia"/>
-          <w:noProof/>
-          <w:kern w:val="2"/>
-          <w:sz w:val="24"/>
-          <w:szCs w:val="24"/>
-          <w14:ligatures w14:val="standardContextual"/>
-        </w:rPr>
-      </w:pPr>
-      <w:hyperlink w:anchor="_Toc228190235" w:history="1">
-        <w:r>
-          <w:rPr>
-            <w:rStyle w:val="Hyperlink"/>
-            <w:noProof/>
-          </w:rPr>
-          <w:t>Step 9 — Success Logger</w:t>
-        </w:r>
-        <w:r>
-          <w:rPr>
-            <w:noProof/>
-            <w:webHidden/>
-          </w:rPr>
-          <w:tab/>
-        </w:r>
-        <w:r>
-          <w:rPr>
-            <w:noProof/>
-            <w:webHidden/>
-          </w:rPr>
-          <w:fldChar w:fldCharType="begin"/>
-        </w:r>
-        <w:r>
-          <w:rPr>
-            <w:noProof/>
-            <w:webHidden/>
-          </w:rPr>
-          <w:instrText xml:space="preserve"> PAGEREF _Toc228190235 \h </w:instrText>
-        </w:r>
-        <w:r>
-          <w:rPr>
-            <w:noProof/>
-            <w:webHidden/>
-          </w:rPr>
-        </w:r>
-        <w:r>
-          <w:rPr>
-            <w:noProof/>
-            <w:webHidden/>
-          </w:rPr>
-          <w:fldChar w:fldCharType="separate"/>
-        </w:r>
-        <w:r>
-          <w:rPr>
-            <w:noProof/>
-            <w:webHidden/>
-          </w:rPr>
-          <w:t>11</w:t>
-        </w:r>
-        <w:r>
-          <w:rPr>
-            <w:noProof/>
-            <w:webHidden/>
-          </w:rPr>
-          <w:fldChar w:fldCharType="end"/>
-        </w:r>
-      </w:hyperlink>
-    </w:p>
-    <w:p>
-      <w:pPr>
-        <w:pStyle w:val="TOC2"/>
-        <w:rPr>
-          <w:rFonts w:asciiTheme="minorHAnsi" w:eastAsiaTheme="minorEastAsia" w:hAnsiTheme="minorHAnsi" w:cstheme="minorBidi"/>
-          <w:b w:val="0"/>
-          <w:i w:val="0"/>
-          <w:iCs w:val="0"/>
-          <w:noProof/>
-          <w:color w:val="auto"/>
-          <w:kern w:val="2"/>
-          <w:sz w:val="24"/>
-          <w:szCs w:val="24"/>
-          <w14:ligatures w14:val="standardContextual"/>
-        </w:rPr>
-      </w:pPr>
-      <w:hyperlink w:anchor="_Toc228190236" w:history="1">
-        <w:r>
-          <w:rPr>
-            <w:rStyle w:val="Hyperlink"/>
-            <w:noProof/>
-          </w:rPr>
-          <w:t>8. Email Alerts</w:t>
-        </w:r>
-        <w:r>
-          <w:rPr>
-            <w:noProof/>
-            <w:webHidden/>
-          </w:rPr>
-          <w:tab/>
-        </w:r>
-        <w:r>
-          <w:rPr>
-            <w:noProof/>
-            <w:webHidden/>
-          </w:rPr>
-          <w:fldChar w:fldCharType="begin"/>
-        </w:r>
-        <w:r>
-          <w:rPr>
-            <w:noProof/>
-            <w:webHidden/>
-          </w:rPr>
-          <w:instrText xml:space="preserve"> PAGEREF _Toc228190236 \h </w:instrText>
-        </w:r>
-        <w:r>
-          <w:rPr>
-            <w:noProof/>
-            <w:webHidden/>
-          </w:rPr>
-        </w:r>
-        <w:r>
-          <w:rPr>
-            <w:noProof/>
-            <w:webHidden/>
-          </w:rPr>
-          <w:fldChar w:fldCharType="separate"/>
-        </w:r>
-        <w:r>
-          <w:rPr>
-            <w:noProof/>
-            <w:webHidden/>
-          </w:rPr>
-          <w:t>11</w:t>
-        </w:r>
-        <w:r>
-          <w:rPr>
-            <w:noProof/>
-            <w:webHidden/>
-          </w:rPr>
-          <w:fldChar w:fldCharType="end"/>
-        </w:r>
-      </w:hyperlink>
-    </w:p>
-    <w:p>
-      <w:pPr>
-        <w:pStyle w:val="TOC2"/>
-        <w:rPr>
-          <w:rFonts w:asciiTheme="minorHAnsi" w:eastAsiaTheme="minorEastAsia" w:hAnsiTheme="minorHAnsi" w:cstheme="minorBidi"/>
-          <w:b w:val="0"/>
-          <w:i w:val="0"/>
-          <w:iCs w:val="0"/>
-          <w:noProof/>
-          <w:color w:val="auto"/>
-          <w:kern w:val="2"/>
-          <w:sz w:val="24"/>
-          <w:szCs w:val="24"/>
-          <w14:ligatures w14:val="standardContextual"/>
-        </w:rPr>
-      </w:pPr>
-      <w:hyperlink w:anchor="_Toc228190237" w:history="1">
-        <w:r>
-          <w:rPr>
-            <w:rStyle w:val="Hyperlink"/>
-            <w:noProof/>
-          </w:rPr>
-          <w:t>9. Modifying the Playbook</w:t>
-        </w:r>
-        <w:r>
-          <w:rPr>
-            <w:noProof/>
-            <w:webHidden/>
-          </w:rPr>
-          <w:tab/>
-        </w:r>
-        <w:r>
-          <w:rPr>
-            <w:noProof/>
-            <w:webHidden/>
-          </w:rPr>
-          <w:fldChar w:fldCharType="begin"/>
-        </w:r>
-        <w:r>
-          <w:rPr>
-            <w:noProof/>
-            <w:webHidden/>
-          </w:rPr>
-          <w:instrText xml:space="preserve"> PAGEREF _Toc228190237 \h </w:instrText>
-        </w:r>
-        <w:r>
-          <w:rPr>
-            <w:noProof/>
-            <w:webHidden/>
-          </w:rPr>
-        </w:r>
-        <w:r>
-          <w:rPr>
-            <w:noProof/>
-            <w:webHidden/>
-          </w:rPr>
-          <w:fldChar w:fldCharType="separate"/>
-        </w:r>
-        <w:r>
-          <w:rPr>
-            <w:noProof/>
-            <w:webHidden/>
-          </w:rPr>
-          <w:t>12</w:t>
-        </w:r>
-        <w:r>
-          <w:rPr>
-            <w:noProof/>
-            <w:webHidden/>
-          </w:rPr>
-          <w:fldChar w:fldCharType="end"/>
-        </w:r>
-      </w:hyperlink>
-    </w:p>
-    <w:p>
-      <w:pPr>
-        <w:pStyle w:val="TOC3"/>
-        <w:rPr>
-          <w:rFonts w:eastAsiaTheme="minorEastAsia"/>
-          <w:noProof/>
-          <w:kern w:val="2"/>
-          <w:sz w:val="24"/>
-          <w:szCs w:val="24"/>
-          <w14:ligatures w14:val="standardContextual"/>
-        </w:rPr>
-      </w:pPr>
-      <w:hyperlink w:anchor="_Toc228190238" w:history="1">
-        <w:r>
-          <w:rPr>
-            <w:rStyle w:val="Hyperlink"/>
-            <w:noProof/>
-          </w:rPr>
-          <w:t>Adding or Removing Monitored ASNs</w:t>
-        </w:r>
-        <w:r>
-          <w:rPr>
-            <w:noProof/>
-            <w:webHidden/>
-          </w:rPr>
-          <w:tab/>
-        </w:r>
-        <w:r>
-          <w:rPr>
-            <w:noProof/>
-            <w:webHidden/>
-          </w:rPr>
-          <w:fldChar w:fldCharType="begin"/>
-        </w:r>
-        <w:r>
-          <w:rPr>
-            <w:noProof/>
-            <w:webHidden/>
-          </w:rPr>
-          <w:instrText xml:space="preserve"> PAGEREF _Toc228190238 \h </w:instrText>
-        </w:r>
-        <w:r>
-          <w:rPr>
-            <w:noProof/>
-            <w:webHidden/>
-          </w:rPr>
-        </w:r>
-        <w:r>
-          <w:rPr>
-            <w:noProof/>
-            <w:webHidden/>
-          </w:rPr>
-          <w:fldChar w:fldCharType="separate"/>
-        </w:r>
-        <w:r>
-          <w:rPr>
-            <w:noProof/>
-            <w:webHidden/>
-          </w:rPr>
-          <w:t>12</w:t>
-        </w:r>
-        <w:r>
-          <w:rPr>
-            <w:noProof/>
-            <w:webHidden/>
-          </w:rPr>
-          <w:fldChar w:fldCharType="end"/>
-        </w:r>
-      </w:hyperlink>
-    </w:p>
-    <w:p>
-      <w:pPr>
-        <w:pStyle w:val="TOC3"/>
-        <w:rPr>
-          <w:rFonts w:eastAsiaTheme="minorEastAsia"/>
-          <w:noProof/>
-          <w:kern w:val="2"/>
-          <w:sz w:val="24"/>
-          <w:szCs w:val="24"/>
-          <w14:ligatures w14:val="standardContextual"/>
-        </w:rPr>
-      </w:pPr>
-      <w:hyperlink w:anchor="_Toc228190239" w:history="1">
-        <w:r>
-          <w:rPr>
-            <w:rStyle w:val="Hyperlink"/>
-            <w:noProof/>
-          </w:rPr>
-          <w:t>Changing the Max Results per Run</w:t>
-        </w:r>
-        <w:r>
-          <w:rPr>
-            <w:noProof/>
-            <w:webHidden/>
-          </w:rPr>
-          <w:tab/>
-        </w:r>
-        <w:r>
-          <w:rPr>
-            <w:noProof/>
-            <w:webHidden/>
-          </w:rPr>
-          <w:fldChar w:fldCharType="begin"/>
-        </w:r>
-        <w:r>
-          <w:rPr>
-            <w:noProof/>
-            <w:webHidden/>
-          </w:rPr>
-          <w:instrText xml:space="preserve"> PAGEREF _Toc228190239 \h </w:instrText>
-        </w:r>
-        <w:r>
-          <w:rPr>
-            <w:noProof/>
-            <w:webHidden/>
-          </w:rPr>
-        </w:r>
-        <w:r>
-          <w:rPr>
-            <w:noProof/>
-            <w:webHidden/>
-          </w:rPr>
-          <w:fldChar w:fldCharType="separate"/>
-        </w:r>
-        <w:r>
-          <w:rPr>
-            <w:noProof/>
-            <w:webHidden/>
-          </w:rPr>
-          <w:t>13</w:t>
-        </w:r>
-        <w:r>
-          <w:rPr>
-            <w:noProof/>
-            <w:webHidden/>
-          </w:rPr>
-          <w:fldChar w:fldCharType="end"/>
-        </w:r>
-      </w:hyperlink>
-    </w:p>
-    <w:p>
-      <w:pPr>
-        <w:pStyle w:val="TOC3"/>
-        <w:rPr>
-          <w:rFonts w:eastAsiaTheme="minorEastAsia"/>
-          <w:noProof/>
-          <w:kern w:val="2"/>
-          <w:sz w:val="24"/>
-          <w:szCs w:val="24"/>
-          <w14:ligatures w14:val="standardContextual"/>
-        </w:rPr>
-      </w:pPr>
-      <w:hyperlink w:anchor="_Toc228190240" w:history="1">
-        <w:r>
-          <w:rPr>
-            <w:rStyle w:val="Hyperlink"/>
-            <w:noProof/>
-          </w:rPr>
-          <w:t>Changing the Scanner Tag Name</w:t>
-        </w:r>
-        <w:r>
-          <w:rPr>
-            <w:noProof/>
-            <w:webHidden/>
-          </w:rPr>
-          <w:tab/>
-        </w:r>
-        <w:r>
-          <w:rPr>
-            <w:noProof/>
-            <w:webHidden/>
-          </w:rPr>
-          <w:fldChar w:fldCharType="begin"/>
-        </w:r>
-        <w:r>
-          <w:rPr>
-            <w:noProof/>
-            <w:webHidden/>
-          </w:rPr>
-          <w:instrText xml:space="preserve"> PAGEREF _Toc228190240 \h </w:instrText>
-        </w:r>
-        <w:r>
-          <w:rPr>
-            <w:noProof/>
-            <w:webHidden/>
-          </w:rPr>
-        </w:r>
-        <w:r>
-          <w:rPr>
-            <w:noProof/>
-            <w:webHidden/>
-          </w:rPr>
-          <w:fldChar w:fldCharType="separate"/>
-        </w:r>
-        <w:r>
-          <w:rPr>
-            <w:noProof/>
-            <w:webHidden/>
-          </w:rPr>
-          <w:t>13</w:t>
-        </w:r>
-        <w:r>
-          <w:rPr>
-            <w:noProof/>
-            <w:webHidden/>
-          </w:rPr>
-          <w:fldChar w:fldCharType="end"/>
-        </w:r>
-      </w:hyperlink>
-    </w:p>
-    <w:p>
-      <w:pPr>
-        <w:pStyle w:val="TOC3"/>
-        <w:rPr>
-          <w:rFonts w:eastAsiaTheme="minorEastAsia"/>
-          <w:noProof/>
-          <w:kern w:val="2"/>
-          <w:sz w:val="24"/>
-          <w:szCs w:val="24"/>
-          <w14:ligatures w14:val="standardContextual"/>
-        </w:rPr>
-      </w:pPr>
-      <w:hyperlink w:anchor="_Toc228190241" w:history="1">
-        <w:r>
-          <w:rPr>
-            <w:rStyle w:val="Hyperlink"/>
-            <w:noProof/>
-          </w:rPr>
-          <w:t>Updating the Notification Email</w:t>
-        </w:r>
-        <w:r>
-          <w:rPr>
-            <w:noProof/>
-            <w:webHidden/>
-          </w:rPr>
-          <w:tab/>
-        </w:r>
-        <w:r>
-          <w:rPr>
-            <w:noProof/>
-            <w:webHidden/>
-          </w:rPr>
-          <w:fldChar w:fldCharType="begin"/>
-        </w:r>
-        <w:r>
-          <w:rPr>
-            <w:noProof/>
-            <w:webHidden/>
-          </w:rPr>
-          <w:instrText xml:space="preserve"> PAGEREF _Toc228190241 \h </w:instrText>
-        </w:r>
-        <w:r>
-          <w:rPr>
-            <w:noProof/>
-            <w:webHidden/>
-          </w:rPr>
-        </w:r>
-        <w:r>
-          <w:rPr>
-            <w:noProof/>
-            <w:webHidden/>
-          </w:rPr>
-          <w:fldChar w:fldCharType="separate"/>
-        </w:r>
-        <w:r>
-          <w:rPr>
-            <w:noProof/>
-            <w:webHidden/>
-          </w:rPr>
-          <w:t>13</w:t>
-        </w:r>
-        <w:r>
-          <w:rPr>
-            <w:noProof/>
-            <w:webHidden/>
-          </w:rPr>
-          <w:fldChar w:fldCharType="end"/>
-        </w:r>
-      </w:hyperlink>
-    </w:p>
-    <w:p>
-      <w:pPr>
-        <w:pStyle w:val="TOC3"/>
-        <w:rPr>
-          <w:rFonts w:eastAsiaTheme="minorEastAsia"/>
-          <w:noProof/>
-          <w:kern w:val="2"/>
-          <w:sz w:val="24"/>
-          <w:szCs w:val="24"/>
-          <w14:ligatures w14:val="standardContextual"/>
-        </w:rPr>
-      </w:pPr>
-      <w:hyperlink w:anchor="_Toc228190242" w:history="1">
-        <w:r>
-          <w:rPr>
-            <w:rStyle w:val="Hyperlink"/>
-            <w:noProof/>
-          </w:rPr>
-          <w:t>Managing Triggers</w:t>
-        </w:r>
-        <w:r>
-          <w:rPr>
-            <w:noProof/>
-            <w:webHidden/>
-          </w:rPr>
-          <w:tab/>
-        </w:r>
-        <w:r>
-          <w:rPr>
-            <w:noProof/>
-            <w:webHidden/>
-          </w:rPr>
-          <w:fldChar w:fldCharType="begin"/>
-        </w:r>
-        <w:r>
-          <w:rPr>
-            <w:noProof/>
-            <w:webHidden/>
-          </w:rPr>
-          <w:instrText xml:space="preserve"> PAGEREF _Toc228190242 \h </w:instrText>
-        </w:r>
-        <w:r>
-          <w:rPr>
-            <w:noProof/>
-            <w:webHidden/>
-          </w:rPr>
-        </w:r>
-        <w:r>
-          <w:rPr>
-            <w:noProof/>
-            <w:webHidden/>
-          </w:rPr>
-          <w:fldChar w:fldCharType="separate"/>
-        </w:r>
-        <w:r>
-          <w:rPr>
-            <w:noProof/>
-            <w:webHidden/>
-          </w:rPr>
-          <w:t>13</w:t>
-        </w:r>
-        <w:r>
-          <w:rPr>
-            <w:noProof/>
-            <w:webHidden/>
-          </w:rPr>
-          <w:fldChar w:fldCharType="end"/>
-        </w:r>
-      </w:hyperlink>
-    </w:p>
-    <w:p>
-      <w:pPr>
-        <w:pStyle w:val="TOC2"/>
-        <w:rPr>
-          <w:rFonts w:asciiTheme="minorHAnsi" w:eastAsiaTheme="minorEastAsia" w:hAnsiTheme="minorHAnsi" w:cstheme="minorBidi"/>
-          <w:b w:val="0"/>
-          <w:i w:val="0"/>
-          <w:iCs w:val="0"/>
-          <w:noProof/>
-          <w:color w:val="auto"/>
-          <w:kern w:val="2"/>
-          <w:sz w:val="24"/>
-          <w:szCs w:val="24"/>
-          <w14:ligatures w14:val="standardContextual"/>
-        </w:rPr>
-      </w:pPr>
-      <w:hyperlink w:anchor="_Toc228190243" w:history="1">
-        <w:r>
-          <w:rPr>
-            <w:rStyle w:val="Hyperlink"/>
-            <w:noProof/>
-          </w:rPr>
-          <w:t>10. Troubleshooting</w:t>
-        </w:r>
-        <w:r>
-          <w:rPr>
-            <w:noProof/>
-            <w:webHidden/>
-          </w:rPr>
-          <w:tab/>
-        </w:r>
-        <w:r>
-          <w:rPr>
-            <w:noProof/>
-            <w:webHidden/>
-          </w:rPr>
-          <w:fldChar w:fldCharType="begin"/>
-        </w:r>
-        <w:r>
-          <w:rPr>
-            <w:noProof/>
-            <w:webHidden/>
-          </w:rPr>
-          <w:instrText xml:space="preserve"> PAGEREF _Toc228190243 \h </w:instrText>
-        </w:r>
-        <w:r>
-          <w:rPr>
-            <w:noProof/>
-            <w:webHidden/>
-          </w:rPr>
-        </w:r>
-        <w:r>
-          <w:rPr>
-            <w:noProof/>
-            <w:webHidden/>
-          </w:rPr>
-          <w:fldChar w:fldCharType="separate"/>
-        </w:r>
-        <w:r>
-          <w:rPr>
-            <w:noProof/>
-            <w:webHidden/>
-          </w:rPr>
-          <w:t>14</w:t>
-        </w:r>
-        <w:r>
-          <w:rPr>
-            <w:noProof/>
-            <w:webHidden/>
-          </w:rPr>
-          <w:fldChar w:fldCharType="end"/>
-        </w:r>
-      </w:hyperlink>
-    </w:p>
-    <w:p>
-      <w:pPr>
-        <w:pStyle w:val="TOC2"/>
-        <w:rPr>
-          <w:rFonts w:asciiTheme="minorHAnsi" w:eastAsiaTheme="minorEastAsia" w:hAnsiTheme="minorHAnsi" w:cstheme="minorBidi"/>
-          <w:b w:val="0"/>
-          <w:i w:val="0"/>
-          <w:iCs w:val="0"/>
-          <w:noProof/>
-          <w:color w:val="auto"/>
-          <w:kern w:val="2"/>
-          <w:sz w:val="24"/>
-          <w:szCs w:val="24"/>
-          <w14:ligatures w14:val="standardContextual"/>
-        </w:rPr>
-      </w:pPr>
-      <w:hyperlink w:anchor="_Toc228190244" w:history="1">
-        <w:r>
-          <w:rPr>
-            <w:rStyle w:val="Hyperlink"/>
-            <w:noProof/>
-          </w:rPr>
-          <w:t>11. Relationship to Other Playbooks</w:t>
-        </w:r>
-        <w:r>
-          <w:rPr>
-            <w:noProof/>
-            <w:webHidden/>
-          </w:rPr>
-          <w:tab/>
-        </w:r>
-        <w:r>
-          <w:rPr>
-            <w:noProof/>
-            <w:webHidden/>
-          </w:rPr>
-          <w:fldChar w:fldCharType="begin"/>
-        </w:r>
-        <w:r>
-          <w:rPr>
-            <w:noProof/>
-            <w:webHidden/>
-          </w:rPr>
-          <w:instrText xml:space="preserve"> PAGEREF _Toc228190244 \h </w:instrText>
-        </w:r>
-        <w:r>
-          <w:rPr>
-            <w:noProof/>
-            <w:webHidden/>
-          </w:rPr>
-        </w:r>
-        <w:r>
-          <w:rPr>
-            <w:noProof/>
-            <w:webHidden/>
-          </w:rPr>
-          <w:fldChar w:fldCharType="separate"/>
-        </w:r>
-        <w:r>
-          <w:rPr>
-            <w:noProof/>
-            <w:webHidden/>
-          </w:rPr>
-          <w:t>15</w:t>
-        </w:r>
-        <w:r>
-          <w:rPr>
-            <w:noProof/>
-            <w:webHidden/>
-          </w:rPr>
-          <w:fldChar w:fldCharType="end"/>
-        </w:r>
-      </w:hyperlink>
-    </w:p>
-    <w:p>
-      <w:pPr>
-        <w:pStyle w:val="TOC2"/>
-        <w:rPr>
-          <w:rFonts w:asciiTheme="minorHAnsi" w:eastAsiaTheme="minorEastAsia" w:hAnsiTheme="minorHAnsi" w:cstheme="minorBidi"/>
-          <w:b w:val="0"/>
-          <w:i w:val="0"/>
-          <w:iCs w:val="0"/>
-          <w:noProof/>
-          <w:color w:val="auto"/>
-          <w:kern w:val="2"/>
-          <w:sz w:val="24"/>
-          <w:szCs w:val="24"/>
-          <w14:ligatures w14:val="standardContextual"/>
-        </w:rPr>
-      </w:pPr>
-      <w:hyperlink w:anchor="_Toc228190245" w:history="1">
-        <w:r>
-          <w:rPr>
-            <w:rStyle w:val="Hyperlink"/>
-            <w:noProof/>
-          </w:rPr>
-          <w:t>12. Maintenance Notes</w:t>
-        </w:r>
-        <w:r>
-          <w:rPr>
-            <w:noProof/>
-            <w:webHidden/>
-          </w:rPr>
-          <w:tab/>
-        </w:r>
-        <w:r>
-          <w:rPr>
-            <w:noProof/>
-            <w:webHidden/>
-          </w:rPr>
-          <w:fldChar w:fldCharType="begin"/>
-        </w:r>
-        <w:r>
-          <w:rPr>
-            <w:noProof/>
-            <w:webHidden/>
-          </w:rPr>
-          <w:instrText xml:space="preserve"> PAGEREF _Toc228190245 \h </w:instrText>
-        </w:r>
-        <w:r>
-          <w:rPr>
-            <w:noProof/>
-            <w:webHidden/>
-          </w:rPr>
-        </w:r>
-        <w:r>
-          <w:rPr>
-            <w:noProof/>
-            <w:webHidden/>
-          </w:rPr>
-          <w:fldChar w:fldCharType="separate"/>
-        </w:r>
-        <w:r>
-          <w:rPr>
-            <w:noProof/>
-            <w:webHidden/>
-          </w:rPr>
-          <w:t>16</w:t>
-        </w:r>
-        <w:r>
-          <w:rPr>
-            <w:noProof/>
-            <w:webHidden/>
-          </w:rPr>
-          <w:fldChar w:fldCharType="end"/>
-        </w:r>
-      </w:hyperlink>
-    </w:p>
-    <w:p>
-      <w:pPr>
-        <w:pStyle w:val="TOC2"/>
-        <w:rPr>
-          <w:rFonts w:asciiTheme="minorHAnsi" w:eastAsiaTheme="minorEastAsia" w:hAnsiTheme="minorHAnsi" w:cstheme="minorBidi"/>
-          <w:b w:val="0"/>
-          <w:i w:val="0"/>
-          <w:iCs w:val="0"/>
-          <w:noProof/>
-          <w:color w:val="auto"/>
-          <w:kern w:val="2"/>
-          <w:sz w:val="24"/>
-          <w:szCs w:val="24"/>
-          <w14:ligatures w14:val="standardContextual"/>
-        </w:rPr>
-      </w:pPr>
-      <w:hyperlink w:anchor="_Toc228190246" w:history="1">
-        <w:r>
-          <w:rPr>
-            <w:rStyle w:val="Hyperlink"/>
-            <w:noProof/>
-          </w:rPr>
-          <w:t>13. Related Documents</w:t>
-        </w:r>
-        <w:r>
-          <w:rPr>
-            <w:noProof/>
-            <w:webHidden/>
-          </w:rPr>
-          <w:tab/>
-        </w:r>
-        <w:r>
-          <w:rPr>
-            <w:noProof/>
-            <w:webHidden/>
-          </w:rPr>
-          <w:fldChar w:fldCharType="begin"/>
-        </w:r>
-        <w:r>
-          <w:rPr>
-            <w:noProof/>
-            <w:webHidden/>
-          </w:rPr>
-          <w:instrText xml:space="preserve"> PAGEREF _Toc228190246 \h </w:instrText>
-        </w:r>
-        <w:r>
-          <w:rPr>
-            <w:noProof/>
-            <w:webHidden/>
-          </w:rPr>
-        </w:r>
-        <w:r>
-          <w:rPr>
-            <w:noProof/>
-            <w:webHidden/>
-          </w:rPr>
-          <w:fldChar w:fldCharType="separate"/>
-        </w:r>
-        <w:r>
-          <w:rPr>
-            <w:noProof/>
-            <w:webHidden/>
-          </w:rPr>
-          <w:t>16</w:t>
-        </w:r>
-        <w:r>
-          <w:rPr>
-            <w:noProof/>
-            <w:webHidden/>
-          </w:rPr>
-          <w:fldChar w:fldCharType="end"/>
-        </w:r>
-      </w:hyperlink>
-    </w:p>
-    <w:p>
+      <w:r>
+        <w:t>Right-click and update field.</w:t>
+      </w:r>
       <w:r>
         <w:fldChar w:fldCharType="end"/>
       </w:r>
@@ -3010,11 +1130,9 @@
       <w:pPr>
         <w:pStyle w:val="Heading2"/>
       </w:pPr>
-      <w:bookmarkStart w:id="1" w:name="_Toc228190215"/>
       <w:r>
         <w:t>1. Purpose</w:t>
       </w:r>
-      <w:bookmarkEnd w:id="1"/>
     </w:p>
     <w:p/>
     <w:p>
@@ -3112,19 +1230,14 @@
       <w:pPr>
         <w:pStyle w:val="Heading2"/>
       </w:pPr>
-      <w:bookmarkStart w:id="2" w:name="_Toc228190216"/>
       <w:r>
         <w:t>2. Scope</w:t>
       </w:r>
-      <w:bookmarkEnd w:id="2"/>
     </w:p>
     <w:p/>
     <w:p>
       <w:r>
-        <w:t xml:space="preserve">This procedure applies to HTOC analysts and ThreatConnect administrators who monitor, trigger, modify, or troubleshoot this playbook. It covers the playbook's trigger configuration, step-by-step logic, </w:t>
-      </w:r>
-      <w:r>
-        <w:t>error handling, and maintenance guidance.</w:t>
+        <w:t>This procedure applies to HTOC analysts and ThreatConnect administrators who monitor, trigger, modify, or troubleshoot this playbook. It covers the playbook's trigger configuration, step-by-step logic, error handling, and maintenance guidance.</w:t>
       </w:r>
     </w:p>
     <w:p/>
@@ -3138,12 +1251,9 @@
       <w:pPr>
         <w:pStyle w:val="Heading2"/>
       </w:pPr>
-      <w:bookmarkStart w:id="3" w:name="_Toc228190217"/>
-      <w:r>
-        <w:lastRenderedPageBreak/>
+      <w:r>
         <w:t>3. Prerequisites</w:t>
       </w:r>
-      <w:bookmarkEnd w:id="3"/>
     </w:p>
     <w:p>
       <w:pPr>
@@ -3153,12 +1263,12 @@
     <w:tbl>
       <w:tblPr>
         <w:tblStyle w:val="TableGrid"/>
-        <w:tblW w:w="0" w:type="auto"/>
-        <w:tblLook w:val="04A0" w:firstRow="1" w:lastRow="0" w:firstColumn="1" w:lastColumn="0" w:noHBand="0" w:noVBand="1"/>
+        <w:tblW w:type="auto" w:w="0"/>
+        <w:tblLook w:firstColumn="1" w:firstRow="1" w:lastColumn="0" w:lastRow="0" w:noHBand="0" w:noVBand="1" w:val="04A0"/>
       </w:tblPr>
       <w:tblGrid>
-        <w:gridCol w:w="4674"/>
-        <w:gridCol w:w="4676"/>
+        <w:gridCol w:w="4680"/>
+        <w:gridCol w:w="4680"/>
       </w:tblGrid>
       <w:tr>
         <w:trPr>
@@ -3167,7 +1277,7 @@
         </w:trPr>
         <w:tc>
           <w:tcPr>
-            <w:tcW w:w="4680" w:type="dxa"/>
+            <w:tcW w:type="dxa" w:w="4680"/>
           </w:tcPr>
           <w:p>
             <w:r>
@@ -3177,7 +1287,7 @@
         </w:tc>
         <w:tc>
           <w:tcPr>
-            <w:tcW w:w="4680" w:type="dxa"/>
+            <w:tcW w:type="dxa" w:w="4680"/>
           </w:tcPr>
           <w:p>
             <w:r>
@@ -3192,7 +1302,7 @@
         </w:trPr>
         <w:tc>
           <w:tcPr>
-            <w:tcW w:w="4680" w:type="dxa"/>
+            <w:tcW w:type="dxa" w:w="4680"/>
           </w:tcPr>
           <w:p>
             <w:r>
@@ -3202,7 +1312,7 @@
         </w:tc>
         <w:tc>
           <w:tcPr>
-            <w:tcW w:w="4680" w:type="dxa"/>
+            <w:tcW w:type="dxa" w:w="4680"/>
           </w:tcPr>
           <w:p>
             <w:r>
@@ -3217,7 +1327,7 @@
         </w:trPr>
         <w:tc>
           <w:tcPr>
-            <w:tcW w:w="4680" w:type="dxa"/>
+            <w:tcW w:type="dxa" w:w="4680"/>
           </w:tcPr>
           <w:p>
             <w:r>
@@ -3227,7 +1337,7 @@
         </w:tc>
         <w:tc>
           <w:tcPr>
-            <w:tcW w:w="4680" w:type="dxa"/>
+            <w:tcW w:type="dxa" w:w="4680"/>
           </w:tcPr>
           <w:p>
             <w:r>
@@ -3242,7 +1352,7 @@
         </w:trPr>
         <w:tc>
           <w:tcPr>
-            <w:tcW w:w="4680" w:type="dxa"/>
+            <w:tcW w:type="dxa" w:w="4680"/>
           </w:tcPr>
           <w:p>
             <w:r>
@@ -3252,7 +1362,7 @@
         </w:tc>
         <w:tc>
           <w:tcPr>
-            <w:tcW w:w="4680" w:type="dxa"/>
+            <w:tcW w:type="dxa" w:w="4680"/>
           </w:tcPr>
           <w:p>
             <w:r>
@@ -3267,7 +1377,7 @@
         </w:trPr>
         <w:tc>
           <w:tcPr>
-            <w:tcW w:w="4680" w:type="dxa"/>
+            <w:tcW w:type="dxa" w:w="4680"/>
           </w:tcPr>
           <w:p>
             <w:r>
@@ -3277,7 +1387,7 @@
         </w:tc>
         <w:tc>
           <w:tcPr>
-            <w:tcW w:w="4680" w:type="dxa"/>
+            <w:tcW w:type="dxa" w:w="4680"/>
           </w:tcPr>
           <w:p>
             <w:r>
@@ -3292,7 +1402,7 @@
         </w:trPr>
         <w:tc>
           <w:tcPr>
-            <w:tcW w:w="4680" w:type="dxa"/>
+            <w:tcW w:type="dxa" w:w="4680"/>
           </w:tcPr>
           <w:p>
             <w:r>
@@ -3302,14 +1412,11 @@
         </w:tc>
         <w:tc>
           <w:tcPr>
-            <w:tcW w:w="4680" w:type="dxa"/>
-          </w:tcPr>
-          <w:p>
-            <w:r>
-              <w:t xml:space="preserve">`jaytlin.askew@hhs.gov` — update if ownership </w:t>
-            </w:r>
-            <w:r>
-              <w:t>changes</w:t>
+            <w:tcW w:type="dxa" w:w="4680"/>
+          </w:tcPr>
+          <w:p>
+            <w:r>
+              <w:t>`jaytlin.askew@hhs.gov` — update if ownership changes</w:t>
             </w:r>
           </w:p>
         </w:tc>
@@ -3326,11 +1433,9 @@
       <w:pPr>
         <w:pStyle w:val="Heading2"/>
       </w:pPr>
-      <w:bookmarkStart w:id="4" w:name="_Toc228190218"/>
       <w:r>
         <w:t>4. Trigger Configuration</w:t>
       </w:r>
-      <w:bookmarkEnd w:id="4"/>
     </w:p>
     <w:p/>
     <w:p>
@@ -3355,14 +1460,14 @@
     <w:tbl>
       <w:tblPr>
         <w:tblStyle w:val="TableGrid"/>
-        <w:tblW w:w="0" w:type="auto"/>
-        <w:tblLook w:val="04A0" w:firstRow="1" w:lastRow="0" w:firstColumn="1" w:lastColumn="0" w:noHBand="0" w:noVBand="1"/>
+        <w:tblW w:type="auto" w:w="0"/>
+        <w:tblLook w:firstColumn="1" w:firstRow="1" w:lastColumn="0" w:lastRow="0" w:noHBand="0" w:noVBand="1" w:val="04A0"/>
       </w:tblPr>
       <w:tblGrid>
-        <w:gridCol w:w="2337"/>
-        <w:gridCol w:w="2338"/>
-        <w:gridCol w:w="2337"/>
-        <w:gridCol w:w="2338"/>
+        <w:gridCol w:w="2340"/>
+        <w:gridCol w:w="2340"/>
+        <w:gridCol w:w="2340"/>
+        <w:gridCol w:w="2340"/>
       </w:tblGrid>
       <w:tr>
         <w:trPr>
@@ -3371,7 +1476,7 @@
         </w:trPr>
         <w:tc>
           <w:tcPr>
-            <w:tcW w:w="2340" w:type="dxa"/>
+            <w:tcW w:type="dxa" w:w="2340"/>
           </w:tcPr>
           <w:p>
             <w:r>
@@ -3381,7 +1486,7 @@
         </w:tc>
         <w:tc>
           <w:tcPr>
-            <w:tcW w:w="2340" w:type="dxa"/>
+            <w:tcW w:type="dxa" w:w="2340"/>
           </w:tcPr>
           <w:p>
             <w:r>
@@ -3391,7 +1496,7 @@
         </w:tc>
         <w:tc>
           <w:tcPr>
-            <w:tcW w:w="2340" w:type="dxa"/>
+            <w:tcW w:type="dxa" w:w="2340"/>
           </w:tcPr>
           <w:p>
             <w:r>
@@ -3401,7 +1506,7 @@
         </w:tc>
         <w:tc>
           <w:tcPr>
-            <w:tcW w:w="2340" w:type="dxa"/>
+            <w:tcW w:type="dxa" w:w="2340"/>
           </w:tcPr>
           <w:p>
             <w:r>
@@ -3416,7 +1521,7 @@
         </w:trPr>
         <w:tc>
           <w:tcPr>
-            <w:tcW w:w="2340" w:type="dxa"/>
+            <w:tcW w:type="dxa" w:w="2340"/>
           </w:tcPr>
           <w:p>
             <w:r>
@@ -3426,7 +1531,7 @@
         </w:tc>
         <w:tc>
           <w:tcPr>
-            <w:tcW w:w="2340" w:type="dxa"/>
+            <w:tcW w:type="dxa" w:w="2340"/>
           </w:tcPr>
           <w:p>
             <w:r>
@@ -3436,7 +1541,7 @@
         </w:tc>
         <w:tc>
           <w:tcPr>
-            <w:tcW w:w="2340" w:type="dxa"/>
+            <w:tcW w:type="dxa" w:w="2340"/>
           </w:tcPr>
           <w:p>
             <w:r>
@@ -3446,7 +1551,7 @@
         </w:tc>
         <w:tc>
           <w:tcPr>
-            <w:tcW w:w="2340" w:type="dxa"/>
+            <w:tcW w:type="dxa" w:w="2340"/>
           </w:tcPr>
           <w:p>
             <w:r>
@@ -3461,7 +1566,7 @@
         </w:trPr>
         <w:tc>
           <w:tcPr>
-            <w:tcW w:w="2340" w:type="dxa"/>
+            <w:tcW w:type="dxa" w:w="2340"/>
           </w:tcPr>
           <w:p>
             <w:r>
@@ -3471,7 +1576,7 @@
         </w:tc>
         <w:tc>
           <w:tcPr>
-            <w:tcW w:w="2340" w:type="dxa"/>
+            <w:tcW w:type="dxa" w:w="2340"/>
           </w:tcPr>
           <w:p>
             <w:r>
@@ -3481,7 +1586,7 @@
         </w:tc>
         <w:tc>
           <w:tcPr>
-            <w:tcW w:w="2340" w:type="dxa"/>
+            <w:tcW w:type="dxa" w:w="2340"/>
           </w:tcPr>
           <w:p>
             <w:r>
@@ -3491,7 +1596,7 @@
         </w:tc>
         <w:tc>
           <w:tcPr>
-            <w:tcW w:w="2340" w:type="dxa"/>
+            <w:tcW w:type="dxa" w:w="2340"/>
           </w:tcPr>
           <w:p>
             <w:r>
@@ -3506,18 +1611,17 @@
         </w:trPr>
         <w:tc>
           <w:tcPr>
-            <w:tcW w:w="2340" w:type="dxa"/>
-          </w:tcPr>
-          <w:p>
-            <w:r>
-              <w:lastRenderedPageBreak/>
+            <w:tcW w:type="dxa" w:w="2340"/>
+          </w:tcPr>
+          <w:p>
+            <w:r>
               <w:t>Every 2 Minutes Trigger (Test Trigger)</w:t>
             </w:r>
           </w:p>
         </w:tc>
         <w:tc>
           <w:tcPr>
-            <w:tcW w:w="2340" w:type="dxa"/>
+            <w:tcW w:type="dxa" w:w="2340"/>
           </w:tcPr>
           <w:p>
             <w:r>
@@ -3527,7 +1631,7 @@
         </w:tc>
         <w:tc>
           <w:tcPr>
-            <w:tcW w:w="2340" w:type="dxa"/>
+            <w:tcW w:type="dxa" w:w="2340"/>
           </w:tcPr>
           <w:p>
             <w:r>
@@ -3537,7 +1641,7 @@
         </w:tc>
         <w:tc>
           <w:tcPr>
-            <w:tcW w:w="2340" w:type="dxa"/>
+            <w:tcW w:type="dxa" w:w="2340"/>
           </w:tcPr>
           <w:p>
             <w:r>
@@ -3552,14 +1656,13 @@
       <w:pPr>
         <w:pStyle w:val="Heading3"/>
       </w:pPr>
-      <w:bookmarkStart w:id="5" w:name="_Toc228190219"/>
       <w:r>
         <w:t>12 Hour Trigger (Production)</w:t>
       </w:r>
-      <w:bookmarkEnd w:id="5"/>
     </w:p>
     <w:p/>
     <w:p>
+      <w:pPr/>
       <w:r>
         <w:rPr>
           <w:b/>
@@ -3571,6 +1674,7 @@
       </w:r>
     </w:p>
     <w:p>
+      <w:pPr/>
       <w:r>
         <w:rPr>
           <w:b/>
@@ -3601,6 +1705,7 @@
       </w:r>
     </w:p>
     <w:p>
+      <w:pPr/>
       <w:r>
         <w:rPr>
           <w:b/>
@@ -3616,14 +1721,13 @@
       <w:pPr>
         <w:pStyle w:val="Heading3"/>
       </w:pPr>
-      <w:bookmarkStart w:id="6" w:name="_Toc228190220"/>
       <w:r>
         <w:t>WebHook Trigger (Testing / Manual)</w:t>
       </w:r>
-      <w:bookmarkEnd w:id="6"/>
     </w:p>
     <w:p/>
     <w:p>
+      <w:pPr/>
       <w:r>
         <w:rPr>
           <w:b/>
@@ -3635,6 +1739,7 @@
       </w:r>
     </w:p>
     <w:p>
+      <w:pPr/>
       <w:r>
         <w:rPr>
           <w:b/>
@@ -3646,6 +1751,7 @@
       </w:r>
     </w:p>
     <w:p>
+      <w:pPr/>
       <w:r>
         <w:rPr>
           <w:b/>
@@ -3657,6 +1763,7 @@
       </w:r>
     </w:p>
     <w:p>
+      <w:pPr/>
       <w:r>
         <w:rPr>
           <w:b/>
@@ -3678,6 +1785,7 @@
       </w:r>
     </w:p>
     <w:p>
+      <w:pPr/>
       <w:r>
         <w:rPr>
           <w:b/>
@@ -3714,12 +1822,9 @@
       <w:pPr>
         <w:pStyle w:val="Heading2"/>
       </w:pPr>
-      <w:bookmarkStart w:id="7" w:name="_Toc228190221"/>
-      <w:r>
-        <w:lastRenderedPageBreak/>
+      <w:r>
         <w:t>5. TQL Query</w:t>
       </w:r>
-      <w:bookmarkEnd w:id="7"/>
     </w:p>
     <w:p/>
     <w:p>
@@ -3793,13 +1898,13 @@
     <w:tbl>
       <w:tblPr>
         <w:tblStyle w:val="TableGrid"/>
-        <w:tblW w:w="0" w:type="auto"/>
-        <w:tblLook w:val="04A0" w:firstRow="1" w:lastRow="0" w:firstColumn="1" w:lastColumn="0" w:noHBand="0" w:noVBand="1"/>
+        <w:tblW w:type="auto" w:w="0"/>
+        <w:tblLook w:firstColumn="1" w:firstRow="1" w:lastColumn="0" w:lastRow="0" w:noHBand="0" w:noVBand="1" w:val="04A0"/>
       </w:tblPr>
       <w:tblGrid>
-        <w:gridCol w:w="3116"/>
-        <w:gridCol w:w="3117"/>
-        <w:gridCol w:w="3117"/>
+        <w:gridCol w:w="3120"/>
+        <w:gridCol w:w="3120"/>
+        <w:gridCol w:w="3120"/>
       </w:tblGrid>
       <w:tr>
         <w:trPr>
@@ -3808,7 +1913,7 @@
         </w:trPr>
         <w:tc>
           <w:tcPr>
-            <w:tcW w:w="3120" w:type="dxa"/>
+            <w:tcW w:type="dxa" w:w="3120"/>
           </w:tcPr>
           <w:p>
             <w:r>
@@ -3818,7 +1923,7 @@
         </w:tc>
         <w:tc>
           <w:tcPr>
-            <w:tcW w:w="3120" w:type="dxa"/>
+            <w:tcW w:type="dxa" w:w="3120"/>
           </w:tcPr>
           <w:p>
             <w:r>
@@ -3828,7 +1933,7 @@
         </w:tc>
         <w:tc>
           <w:tcPr>
-            <w:tcW w:w="3120" w:type="dxa"/>
+            <w:tcW w:type="dxa" w:w="3120"/>
           </w:tcPr>
           <w:p>
             <w:r>
@@ -3843,7 +1948,7 @@
         </w:trPr>
         <w:tc>
           <w:tcPr>
-            <w:tcW w:w="3120" w:type="dxa"/>
+            <w:tcW w:type="dxa" w:w="3120"/>
           </w:tcPr>
           <w:p>
             <w:r>
@@ -3853,7 +1958,7 @@
         </w:tc>
         <w:tc>
           <w:tcPr>
-            <w:tcW w:w="3120" w:type="dxa"/>
+            <w:tcW w:type="dxa" w:w="3120"/>
           </w:tcPr>
           <w:p>
             <w:r>
@@ -3863,7 +1968,7 @@
         </w:tc>
         <w:tc>
           <w:tcPr>
-            <w:tcW w:w="3120" w:type="dxa"/>
+            <w:tcW w:type="dxa" w:w="3120"/>
           </w:tcPr>
           <w:p>
             <w:r>
@@ -3878,7 +1983,7 @@
         </w:trPr>
         <w:tc>
           <w:tcPr>
-            <w:tcW w:w="3120" w:type="dxa"/>
+            <w:tcW w:type="dxa" w:w="3120"/>
           </w:tcPr>
           <w:p>
             <w:r>
@@ -3888,7 +1993,7 @@
         </w:tc>
         <w:tc>
           <w:tcPr>
-            <w:tcW w:w="3120" w:type="dxa"/>
+            <w:tcW w:type="dxa" w:w="3120"/>
           </w:tcPr>
           <w:p>
             <w:r>
@@ -3898,7 +2003,7 @@
         </w:tc>
         <w:tc>
           <w:tcPr>
-            <w:tcW w:w="3120" w:type="dxa"/>
+            <w:tcW w:type="dxa" w:w="3120"/>
           </w:tcPr>
           <w:p>
             <w:r>
@@ -3913,7 +2018,7 @@
         </w:trPr>
         <w:tc>
           <w:tcPr>
-            <w:tcW w:w="3120" w:type="dxa"/>
+            <w:tcW w:type="dxa" w:w="3120"/>
           </w:tcPr>
           <w:p>
             <w:r>
@@ -3923,7 +2028,7 @@
         </w:tc>
         <w:tc>
           <w:tcPr>
-            <w:tcW w:w="3120" w:type="dxa"/>
+            <w:tcW w:type="dxa" w:w="3120"/>
           </w:tcPr>
           <w:p>
             <w:r>
@@ -3933,14 +2038,11 @@
         </w:tc>
         <w:tc>
           <w:tcPr>
-            <w:tcW w:w="3120" w:type="dxa"/>
-          </w:tcPr>
-          <w:p>
-            <w:r>
-              <w:t xml:space="preserve">Targets Google Cloud infrastructure </w:t>
-            </w:r>
-            <w:r>
-              <w:t>(non-CDN known scanner range)</w:t>
+            <w:tcW w:type="dxa" w:w="3120"/>
+          </w:tcPr>
+          <w:p>
+            <w:r>
+              <w:t>Targets Google Cloud infrastructure (non-CDN known scanner range)</w:t>
             </w:r>
           </w:p>
         </w:tc>
@@ -3951,7 +2053,7 @@
         </w:trPr>
         <w:tc>
           <w:tcPr>
-            <w:tcW w:w="3120" w:type="dxa"/>
+            <w:tcW w:type="dxa" w:w="3120"/>
           </w:tcPr>
           <w:p>
             <w:r>
@@ -3961,7 +2063,7 @@
         </w:tc>
         <w:tc>
           <w:tcPr>
-            <w:tcW w:w="3120" w:type="dxa"/>
+            <w:tcW w:type="dxa" w:w="3120"/>
           </w:tcPr>
           <w:p>
             <w:r>
@@ -3971,7 +2073,7 @@
         </w:tc>
         <w:tc>
           <w:tcPr>
-            <w:tcW w:w="3120" w:type="dxa"/>
+            <w:tcW w:type="dxa" w:w="3120"/>
           </w:tcPr>
           <w:p>
             <w:r>
@@ -3986,7 +2088,7 @@
         </w:trPr>
         <w:tc>
           <w:tcPr>
-            <w:tcW w:w="3120" w:type="dxa"/>
+            <w:tcW w:type="dxa" w:w="3120"/>
           </w:tcPr>
           <w:p>
             <w:r>
@@ -3996,7 +2098,7 @@
         </w:tc>
         <w:tc>
           <w:tcPr>
-            <w:tcW w:w="3120" w:type="dxa"/>
+            <w:tcW w:type="dxa" w:w="3120"/>
           </w:tcPr>
           <w:p>
             <w:r>
@@ -4006,7 +2108,7 @@
         </w:tc>
         <w:tc>
           <w:tcPr>
-            <w:tcW w:w="3120" w:type="dxa"/>
+            <w:tcW w:type="dxa" w:w="3120"/>
           </w:tcPr>
           <w:p>
             <w:r>
@@ -4021,7 +2123,7 @@
         </w:trPr>
         <w:tc>
           <w:tcPr>
-            <w:tcW w:w="3120" w:type="dxa"/>
+            <w:tcW w:type="dxa" w:w="3120"/>
           </w:tcPr>
           <w:p>
             <w:r>
@@ -4031,7 +2133,7 @@
         </w:tc>
         <w:tc>
           <w:tcPr>
-            <w:tcW w:w="3120" w:type="dxa"/>
+            <w:tcW w:type="dxa" w:w="3120"/>
           </w:tcPr>
           <w:p>
             <w:r>
@@ -4041,7 +2143,7 @@
         </w:tc>
         <w:tc>
           <w:tcPr>
-            <w:tcW w:w="3120" w:type="dxa"/>
+            <w:tcW w:type="dxa" w:w="3120"/>
           </w:tcPr>
           <w:p>
             <w:r>
@@ -4081,12 +2183,9 @@
       <w:pPr>
         <w:pStyle w:val="Heading3"/>
       </w:pPr>
-      <w:bookmarkStart w:id="8" w:name="_Toc228190222"/>
-      <w:r>
-        <w:lastRenderedPageBreak/>
+      <w:r>
         <w:t>Monitored ASN</w:t>
       </w:r>
-      <w:bookmarkEnd w:id="8"/>
     </w:p>
     <w:p>
       <w:pPr>
@@ -4096,12 +2195,12 @@
     <w:tbl>
       <w:tblPr>
         <w:tblStyle w:val="TableGrid"/>
-        <w:tblW w:w="0" w:type="auto"/>
-        <w:tblLook w:val="04A0" w:firstRow="1" w:lastRow="0" w:firstColumn="1" w:lastColumn="0" w:noHBand="0" w:noVBand="1"/>
+        <w:tblW w:type="auto" w:w="0"/>
+        <w:tblLook w:firstColumn="1" w:firstRow="1" w:lastColumn="0" w:lastRow="0" w:noHBand="0" w:noVBand="1" w:val="04A0"/>
       </w:tblPr>
       <w:tblGrid>
-        <w:gridCol w:w="4675"/>
-        <w:gridCol w:w="4675"/>
+        <w:gridCol w:w="4680"/>
+        <w:gridCol w:w="4680"/>
       </w:tblGrid>
       <w:tr>
         <w:trPr>
@@ -4110,7 +2209,7 @@
         </w:trPr>
         <w:tc>
           <w:tcPr>
-            <w:tcW w:w="4680" w:type="dxa"/>
+            <w:tcW w:type="dxa" w:w="4680"/>
           </w:tcPr>
           <w:p>
             <w:r>
@@ -4120,7 +2219,7 @@
         </w:tc>
         <w:tc>
           <w:tcPr>
-            <w:tcW w:w="4680" w:type="dxa"/>
+            <w:tcW w:type="dxa" w:w="4680"/>
           </w:tcPr>
           <w:p>
             <w:r>
@@ -4135,7 +2234,7 @@
         </w:trPr>
         <w:tc>
           <w:tcPr>
-            <w:tcW w:w="4680" w:type="dxa"/>
+            <w:tcW w:type="dxa" w:w="4680"/>
           </w:tcPr>
           <w:p>
             <w:r>
@@ -4145,7 +2244,7 @@
         </w:tc>
         <w:tc>
           <w:tcPr>
-            <w:tcW w:w="4680" w:type="dxa"/>
+            <w:tcW w:type="dxa" w:w="4680"/>
           </w:tcPr>
           <w:p>
             <w:r>
@@ -4191,22 +2290,18 @@
       <w:pPr>
         <w:pStyle w:val="Heading2"/>
       </w:pPr>
-      <w:bookmarkStart w:id="9" w:name="_Toc228190223"/>
       <w:r>
         <w:t>6. Playbook Flow</w:t>
       </w:r>
-      <w:bookmarkEnd w:id="9"/>
     </w:p>
     <w:p/>
     <w:p>
       <w:pPr>
         <w:pStyle w:val="Heading3"/>
       </w:pPr>
-      <w:bookmarkStart w:id="10" w:name="_Toc228190224"/>
       <w:r>
         <w:t>6.1 Error Paths</w:t>
       </w:r>
-      <w:bookmarkEnd w:id="10"/>
     </w:p>
     <w:p>
       <w:pPr>
@@ -4216,12 +2311,12 @@
     <w:tbl>
       <w:tblPr>
         <w:tblStyle w:val="TableGrid"/>
-        <w:tblW w:w="0" w:type="auto"/>
-        <w:tblLook w:val="04A0" w:firstRow="1" w:lastRow="0" w:firstColumn="1" w:lastColumn="0" w:noHBand="0" w:noVBand="1"/>
+        <w:tblW w:type="auto" w:w="0"/>
+        <w:tblLook w:firstColumn="1" w:firstRow="1" w:lastColumn="0" w:lastRow="0" w:noHBand="0" w:noVBand="1" w:val="04A0"/>
       </w:tblPr>
       <w:tblGrid>
-        <w:gridCol w:w="4674"/>
-        <w:gridCol w:w="4676"/>
+        <w:gridCol w:w="4680"/>
+        <w:gridCol w:w="4680"/>
       </w:tblGrid>
       <w:tr>
         <w:trPr>
@@ -4230,7 +2325,7 @@
         </w:trPr>
         <w:tc>
           <w:tcPr>
-            <w:tcW w:w="4680" w:type="dxa"/>
+            <w:tcW w:type="dxa" w:w="4680"/>
           </w:tcPr>
           <w:p>
             <w:r>
@@ -4240,7 +2335,7 @@
         </w:tc>
         <w:tc>
           <w:tcPr>
-            <w:tcW w:w="4680" w:type="dxa"/>
+            <w:tcW w:type="dxa" w:w="4680"/>
           </w:tcPr>
           <w:p>
             <w:r>
@@ -4255,7 +2350,7 @@
         </w:trPr>
         <w:tc>
           <w:tcPr>
-            <w:tcW w:w="4680" w:type="dxa"/>
+            <w:tcW w:type="dxa" w:w="4680"/>
           </w:tcPr>
           <w:p>
             <w:r>
@@ -4265,14 +2360,11 @@
         </w:tc>
         <w:tc>
           <w:tcPr>
-            <w:tcW w:w="4680" w:type="dxa"/>
-          </w:tcPr>
-          <w:p>
-            <w:r>
-              <w:t xml:space="preserve">→ Logger: "Get Indicators FAILED. Please check the TQL and summary for </w:t>
-            </w:r>
-            <w:r>
-              <w:t>output result errors." → Email: subject "GET Indicator Process Failed", body = logger content, to `jaytlin.askew@hhs.gov`</w:t>
+            <w:tcW w:type="dxa" w:w="4680"/>
+          </w:tcPr>
+          <w:p>
+            <w:r>
+              <w:t>→ Logger: "Get Indicators FAILED. Please check the TQL and summary for output result errors." → Email: subject "GET Indicator Process Failed", body = logger content, to `jaytlin.askew@hhs.gov`</w:t>
             </w:r>
           </w:p>
         </w:tc>
@@ -4283,7 +2375,7 @@
         </w:trPr>
         <w:tc>
           <w:tcPr>
-            <w:tcW w:w="4680" w:type="dxa"/>
+            <w:tcW w:type="dxa" w:w="4680"/>
           </w:tcPr>
           <w:p>
             <w:r>
@@ -4293,7 +2385,7 @@
         </w:tc>
         <w:tc>
           <w:tcPr>
-            <w:tcW w:w="4680" w:type="dxa"/>
+            <w:tcW w:type="dxa" w:w="4680"/>
           </w:tcPr>
           <w:p>
             <w:r>
@@ -4308,7 +2400,7 @@
         </w:trPr>
         <w:tc>
           <w:tcPr>
-            <w:tcW w:w="4680" w:type="dxa"/>
+            <w:tcW w:type="dxa" w:w="4680"/>
           </w:tcPr>
           <w:p>
             <w:r>
@@ -4318,7 +2410,7 @@
         </w:tc>
         <w:tc>
           <w:tcPr>
-            <w:tcW w:w="4680" w:type="dxa"/>
+            <w:tcW w:type="dxa" w:w="4680"/>
           </w:tcPr>
           <w:p>
             <w:r>
@@ -4333,7 +2425,7 @@
         </w:trPr>
         <w:tc>
           <w:tcPr>
-            <w:tcW w:w="4680" w:type="dxa"/>
+            <w:tcW w:type="dxa" w:w="4680"/>
           </w:tcPr>
           <w:p>
             <w:r>
@@ -4343,7 +2435,7 @@
         </w:tc>
         <w:tc>
           <w:tcPr>
-            <w:tcW w:w="4680" w:type="dxa"/>
+            <w:tcW w:type="dxa" w:w="4680"/>
           </w:tcPr>
           <w:p>
             <w:r>
@@ -4364,24 +2456,21 @@
       <w:pPr>
         <w:pStyle w:val="Heading2"/>
       </w:pPr>
-      <w:bookmarkStart w:id="11" w:name="_Toc228190225"/>
       <w:r>
         <w:t>7. Step Details</w:t>
       </w:r>
-      <w:bookmarkEnd w:id="11"/>
     </w:p>
     <w:p/>
     <w:p>
       <w:pPr>
         <w:pStyle w:val="Heading3"/>
       </w:pPr>
-      <w:bookmarkStart w:id="12" w:name="_Toc228190226"/>
       <w:r>
         <w:t>Step 1 — ThreatConnect Get Indicators</w:t>
       </w:r>
-      <w:bookmarkEnd w:id="12"/>
-    </w:p>
-    <w:p>
+    </w:p>
+    <w:p>
+      <w:pPr/>
       <w:r>
         <w:rPr>
           <w:b/>
@@ -4393,6 +2482,7 @@
       </w:r>
     </w:p>
     <w:p>
+      <w:pPr/>
       <w:r>
         <w:rPr>
           <w:b/>
@@ -4404,6 +2494,7 @@
       </w:r>
     </w:p>
     <w:p>
+      <w:pPr/>
       <w:r>
         <w:rPr>
           <w:b/>
@@ -4435,6 +2526,7 @@
       </w:r>
     </w:p>
     <w:p>
+      <w:pPr/>
       <w:r>
         <w:rPr>
           <w:b/>
@@ -4446,6 +2538,7 @@
       </w:r>
     </w:p>
     <w:p>
+      <w:pPr/>
       <w:r>
         <w:rPr>
           <w:b/>
@@ -4461,13 +2554,12 @@
       <w:pPr>
         <w:pStyle w:val="Heading3"/>
       </w:pPr>
-      <w:bookmarkStart w:id="13" w:name="_Toc228190227"/>
       <w:r>
         <w:t>Step 1a — List of Indicators Summary Logger</w:t>
       </w:r>
-      <w:bookmarkEnd w:id="13"/>
-    </w:p>
-    <w:p>
+    </w:p>
+    <w:p>
+      <w:pPr/>
       <w:r>
         <w:rPr>
           <w:b/>
@@ -4479,6 +2571,7 @@
       </w:r>
     </w:p>
     <w:p>
+      <w:pPr/>
       <w:r>
         <w:rPr>
           <w:b/>
@@ -4490,6 +2583,7 @@
       </w:r>
     </w:p>
     <w:p>
+      <w:pPr/>
       <w:r>
         <w:rPr>
           <w:b/>
@@ -4511,6 +2605,7 @@
       </w:r>
     </w:p>
     <w:p>
+      <w:pPr/>
       <w:r>
         <w:rPr>
           <w:b/>
@@ -4526,13 +2621,12 @@
       <w:pPr>
         <w:pStyle w:val="Heading3"/>
       </w:pPr>
-      <w:bookmarkStart w:id="14" w:name="_Toc228190228"/>
       <w:r>
         <w:t>Step 2 — Iterator</w:t>
       </w:r>
-      <w:bookmarkEnd w:id="14"/>
-    </w:p>
-    <w:p>
+    </w:p>
+    <w:p>
+      <w:pPr/>
       <w:r>
         <w:rPr>
           <w:b/>
@@ -4544,6 +2638,7 @@
       </w:r>
     </w:p>
     <w:p>
+      <w:pPr/>
       <w:r>
         <w:rPr>
           <w:b/>
@@ -4565,6 +2660,7 @@
       </w:r>
     </w:p>
     <w:p>
+      <w:pPr/>
       <w:r>
         <w:rPr>
           <w:b/>
@@ -4586,6 +2682,7 @@
       </w:r>
     </w:p>
     <w:p>
+      <w:pPr/>
       <w:r>
         <w:rPr>
           <w:b/>
@@ -4601,14 +2698,12 @@
       <w:pPr>
         <w:pStyle w:val="Heading3"/>
       </w:pPr>
-      <w:bookmarkStart w:id="15" w:name="_Toc228190229"/>
-      <w:r>
-        <w:lastRenderedPageBreak/>
+      <w:r>
         <w:t>Step 3 — ThreatConnect Tags (Get)</w:t>
       </w:r>
-      <w:bookmarkEnd w:id="15"/>
-    </w:p>
-    <w:p>
+    </w:p>
+    <w:p>
+      <w:pPr/>
       <w:r>
         <w:rPr>
           <w:b/>
@@ -4620,6 +2715,7 @@
       </w:r>
     </w:p>
     <w:p>
+      <w:pPr/>
       <w:r>
         <w:rPr>
           <w:b/>
@@ -4631,6 +2727,7 @@
       </w:r>
     </w:p>
     <w:p>
+      <w:pPr/>
       <w:r>
         <w:rPr>
           <w:b/>
@@ -4652,6 +2749,7 @@
       </w:r>
     </w:p>
     <w:p>
+      <w:pPr/>
       <w:r>
         <w:rPr>
           <w:b/>
@@ -4667,13 +2765,12 @@
       <w:pPr>
         <w:pStyle w:val="Heading3"/>
       </w:pPr>
-      <w:bookmarkStart w:id="16" w:name="_Toc228190230"/>
       <w:r>
         <w:t>Step 4 — ThreatConnect Set HTOC Scanner Identifier</w:t>
       </w:r>
-      <w:bookmarkEnd w:id="16"/>
-    </w:p>
-    <w:p>
+    </w:p>
+    <w:p>
+      <w:pPr/>
       <w:r>
         <w:rPr>
           <w:b/>
@@ -4685,6 +2782,7 @@
       </w:r>
     </w:p>
     <w:p>
+      <w:pPr/>
       <w:r>
         <w:rPr>
           <w:b/>
@@ -4696,6 +2794,7 @@
       </w:r>
     </w:p>
     <w:p>
+      <w:pPr/>
       <w:r>
         <w:rPr>
           <w:b/>
@@ -4714,6 +2813,7 @@
       </w:r>
     </w:p>
     <w:p>
+      <w:pPr/>
       <w:r>
         <w:rPr>
           <w:b/>
@@ -4725,6 +2825,7 @@
       </w:r>
     </w:p>
     <w:p>
+      <w:pPr/>
       <w:r>
         <w:rPr>
           <w:b/>
@@ -4743,6 +2844,7 @@
       </w:r>
     </w:p>
     <w:p>
+      <w:pPr/>
       <w:r>
         <w:rPr>
           <w:b/>
@@ -4754,6 +2856,7 @@
       </w:r>
     </w:p>
     <w:p>
+      <w:pPr/>
       <w:r>
         <w:rPr>
           <w:b/>
@@ -4769,13 +2872,12 @@
       <w:pPr>
         <w:pStyle w:val="Heading3"/>
       </w:pPr>
-      <w:bookmarkStart w:id="17" w:name="_Toc228190231"/>
       <w:r>
         <w:t>Step 5 — JMESPath</w:t>
       </w:r>
-      <w:bookmarkEnd w:id="17"/>
-    </w:p>
-    <w:p>
+    </w:p>
+    <w:p>
+      <w:pPr/>
       <w:r>
         <w:rPr>
           <w:b/>
@@ -4787,6 +2889,7 @@
       </w:r>
     </w:p>
     <w:p>
+      <w:pPr/>
       <w:r>
         <w:rPr>
           <w:b/>
@@ -4808,6 +2911,7 @@
       </w:r>
     </w:p>
     <w:p>
+      <w:pPr/>
       <w:r>
         <w:rPr>
           <w:b/>
@@ -4816,6 +2920,7 @@
       </w:r>
     </w:p>
     <w:p>
+      <w:pPr/>
       <w:r>
         <w:rPr>
           <w:rFonts w:ascii="Consolas" w:hAnsi="Consolas"/>
@@ -4838,6 +2943,7 @@
       </w:r>
     </w:p>
     <w:p>
+      <w:pPr/>
       <w:r>
         <w:rPr>
           <w:rFonts w:ascii="Consolas" w:hAnsi="Consolas"/>
@@ -4860,6 +2966,7 @@
       </w:r>
     </w:p>
     <w:p>
+      <w:pPr/>
       <w:r>
         <w:rPr>
           <w:b/>
@@ -4875,13 +2982,12 @@
       <w:pPr>
         <w:pStyle w:val="Heading3"/>
       </w:pPr>
-      <w:bookmarkStart w:id="18" w:name="_Toc228190232"/>
       <w:r>
         <w:t>Step 6 — DataStore (POST)</w:t>
       </w:r>
-      <w:bookmarkEnd w:id="18"/>
-    </w:p>
-    <w:p>
+    </w:p>
+    <w:p>
+      <w:pPr/>
       <w:r>
         <w:rPr>
           <w:b/>
@@ -4893,6 +2999,7 @@
       </w:r>
     </w:p>
     <w:p>
+      <w:pPr/>
       <w:r>
         <w:rPr>
           <w:b/>
@@ -4904,6 +3011,7 @@
       </w:r>
     </w:p>
     <w:p>
+      <w:pPr/>
       <w:r>
         <w:rPr>
           <w:b/>
@@ -4915,11 +3023,11 @@
       </w:r>
     </w:p>
     <w:p>
+      <w:pPr/>
       <w:r>
         <w:rPr>
           <w:b/>
         </w:rPr>
-        <w:lastRenderedPageBreak/>
         <w:t>Data type:</w:t>
       </w:r>
       <w:r>
@@ -4927,6 +3035,7 @@
       </w:r>
     </w:p>
     <w:p>
+      <w:pPr/>
       <w:r>
         <w:rPr>
           <w:b/>
@@ -4948,6 +3057,7 @@
       </w:r>
     </w:p>
     <w:p>
+      <w:pPr/>
       <w:r>
         <w:rPr>
           <w:b/>
@@ -4966,6 +3076,7 @@
       </w:r>
     </w:p>
     <w:p>
+      <w:pPr/>
       <w:r>
         <w:rPr>
           <w:b/>
@@ -4981,13 +3092,12 @@
       <w:pPr>
         <w:pStyle w:val="Heading3"/>
       </w:pPr>
-      <w:bookmarkStart w:id="19" w:name="_Toc228190233"/>
       <w:r>
         <w:t>Step 7 — Complete Success Logger</w:t>
       </w:r>
-      <w:bookmarkEnd w:id="19"/>
-    </w:p>
-    <w:p>
+    </w:p>
+    <w:p>
+      <w:pPr/>
       <w:r>
         <w:rPr>
           <w:b/>
@@ -4999,6 +3109,7 @@
       </w:r>
     </w:p>
     <w:p>
+      <w:pPr/>
       <w:r>
         <w:rPr>
           <w:b/>
@@ -5010,6 +3121,7 @@
       </w:r>
     </w:p>
     <w:p>
+      <w:pPr/>
       <w:r>
         <w:rPr>
           <w:b/>
@@ -5025,13 +3137,12 @@
       <w:pPr>
         <w:pStyle w:val="Heading3"/>
       </w:pPr>
-      <w:bookmarkStart w:id="20" w:name="_Toc228190234"/>
       <w:r>
         <w:t>Step 8 — Logger (Loop End)</w:t>
       </w:r>
-      <w:bookmarkEnd w:id="20"/>
-    </w:p>
-    <w:p>
+    </w:p>
+    <w:p>
+      <w:pPr/>
       <w:r>
         <w:rPr>
           <w:b/>
@@ -5043,6 +3154,7 @@
       </w:r>
     </w:p>
     <w:p>
+      <w:pPr/>
       <w:r>
         <w:rPr>
           <w:b/>
@@ -5054,6 +3166,7 @@
       </w:r>
     </w:p>
     <w:p>
+      <w:pPr/>
       <w:r>
         <w:rPr>
           <w:b/>
@@ -5065,6 +3178,7 @@
       </w:r>
     </w:p>
     <w:p>
+      <w:pPr/>
       <w:r>
         <w:rPr>
           <w:b/>
@@ -5080,13 +3194,12 @@
       <w:pPr>
         <w:pStyle w:val="Heading3"/>
       </w:pPr>
-      <w:bookmarkStart w:id="21" w:name="_Toc228190235"/>
       <w:r>
         <w:t>Step 9 — Success Logger</w:t>
       </w:r>
-      <w:bookmarkEnd w:id="21"/>
-    </w:p>
-    <w:p>
+    </w:p>
+    <w:p>
+      <w:pPr/>
       <w:r>
         <w:rPr>
           <w:b/>
@@ -5098,6 +3211,7 @@
       </w:r>
     </w:p>
     <w:p>
+      <w:pPr/>
       <w:r>
         <w:rPr>
           <w:b/>
@@ -5109,6 +3223,7 @@
       </w:r>
     </w:p>
     <w:p>
+      <w:pPr/>
       <w:r>
         <w:rPr>
           <w:b/>
@@ -5120,6 +3235,7 @@
       </w:r>
     </w:p>
     <w:p>
+      <w:pPr/>
       <w:r>
         <w:rPr>
           <w:b/>
@@ -5151,16 +3267,13 @@
       <w:pPr>
         <w:pStyle w:val="Heading2"/>
       </w:pPr>
-      <w:bookmarkStart w:id="22" w:name="_Toc228190236"/>
       <w:r>
         <w:t>8. Email Alerts</w:t>
       </w:r>
-      <w:bookmarkEnd w:id="22"/>
     </w:p>
     <w:p/>
     <w:p>
       <w:r>
-        <w:lastRenderedPageBreak/>
         <w:t xml:space="preserve">All failure notifications are sent to </w:t>
       </w:r>
       <w:r>
@@ -5181,14 +3294,14 @@
     <w:tbl>
       <w:tblPr>
         <w:tblStyle w:val="TableGrid"/>
-        <w:tblW w:w="0" w:type="auto"/>
-        <w:tblLook w:val="04A0" w:firstRow="1" w:lastRow="0" w:firstColumn="1" w:lastColumn="0" w:noHBand="0" w:noVBand="1"/>
+        <w:tblW w:type="auto" w:w="0"/>
+        <w:tblLook w:firstColumn="1" w:firstRow="1" w:lastColumn="0" w:lastRow="0" w:noHBand="0" w:noVBand="1" w:val="04A0"/>
       </w:tblPr>
       <w:tblGrid>
-        <w:gridCol w:w="2338"/>
-        <w:gridCol w:w="2337"/>
-        <w:gridCol w:w="2338"/>
-        <w:gridCol w:w="2337"/>
+        <w:gridCol w:w="2340"/>
+        <w:gridCol w:w="2340"/>
+        <w:gridCol w:w="2340"/>
+        <w:gridCol w:w="2340"/>
       </w:tblGrid>
       <w:tr>
         <w:trPr>
@@ -5197,7 +3310,7 @@
         </w:trPr>
         <w:tc>
           <w:tcPr>
-            <w:tcW w:w="2340" w:type="dxa"/>
+            <w:tcW w:type="dxa" w:w="2340"/>
           </w:tcPr>
           <w:p>
             <w:r>
@@ -5207,7 +3320,7 @@
         </w:tc>
         <w:tc>
           <w:tcPr>
-            <w:tcW w:w="2340" w:type="dxa"/>
+            <w:tcW w:type="dxa" w:w="2340"/>
           </w:tcPr>
           <w:p>
             <w:r>
@@ -5217,7 +3330,7 @@
         </w:tc>
         <w:tc>
           <w:tcPr>
-            <w:tcW w:w="2340" w:type="dxa"/>
+            <w:tcW w:type="dxa" w:w="2340"/>
           </w:tcPr>
           <w:p>
             <w:r>
@@ -5227,7 +3340,7 @@
         </w:tc>
         <w:tc>
           <w:tcPr>
-            <w:tcW w:w="2340" w:type="dxa"/>
+            <w:tcW w:type="dxa" w:w="2340"/>
           </w:tcPr>
           <w:p>
             <w:r>
@@ -5242,7 +3355,7 @@
         </w:trPr>
         <w:tc>
           <w:tcPr>
-            <w:tcW w:w="2340" w:type="dxa"/>
+            <w:tcW w:type="dxa" w:w="2340"/>
           </w:tcPr>
           <w:p>
             <w:r>
@@ -5252,20 +3365,17 @@
         </w:tc>
         <w:tc>
           <w:tcPr>
-            <w:tcW w:w="2340" w:type="dxa"/>
-          </w:tcPr>
-          <w:p>
-            <w:r>
-              <w:t xml:space="preserve">`GET </w:t>
-            </w:r>
-            <w:r>
-              <w:t>Indicator Process Failed`</w:t>
-            </w:r>
-          </w:p>
-        </w:tc>
-        <w:tc>
-          <w:tcPr>
-            <w:tcW w:w="2340" w:type="dxa"/>
+            <w:tcW w:type="dxa" w:w="2340"/>
+          </w:tcPr>
+          <w:p>
+            <w:r>
+              <w:t>`GET Indicator Process Failed`</w:t>
+            </w:r>
+          </w:p>
+        </w:tc>
+        <w:tc>
+          <w:tcPr>
+            <w:tcW w:type="dxa" w:w="2340"/>
           </w:tcPr>
           <w:p>
             <w:r>
@@ -5275,7 +3385,7 @@
         </w:tc>
         <w:tc>
           <w:tcPr>
-            <w:tcW w:w="2340" w:type="dxa"/>
+            <w:tcW w:type="dxa" w:w="2340"/>
           </w:tcPr>
           <w:p>
             <w:r>
@@ -5290,7 +3400,7 @@
         </w:trPr>
         <w:tc>
           <w:tcPr>
-            <w:tcW w:w="2340" w:type="dxa"/>
+            <w:tcW w:type="dxa" w:w="2340"/>
           </w:tcPr>
           <w:p>
             <w:r>
@@ -5300,7 +3410,7 @@
         </w:tc>
         <w:tc>
           <w:tcPr>
-            <w:tcW w:w="2340" w:type="dxa"/>
+            <w:tcW w:type="dxa" w:w="2340"/>
           </w:tcPr>
           <w:p>
             <w:r>
@@ -5310,7 +3420,7 @@
         </w:tc>
         <w:tc>
           <w:tcPr>
-            <w:tcW w:w="2340" w:type="dxa"/>
+            <w:tcW w:type="dxa" w:w="2340"/>
           </w:tcPr>
           <w:p>
             <w:r>
@@ -5320,7 +3430,7 @@
         </w:tc>
         <w:tc>
           <w:tcPr>
-            <w:tcW w:w="2340" w:type="dxa"/>
+            <w:tcW w:type="dxa" w:w="2340"/>
           </w:tcPr>
           <w:p>
             <w:r>
@@ -5335,7 +3445,7 @@
         </w:trPr>
         <w:tc>
           <w:tcPr>
-            <w:tcW w:w="2340" w:type="dxa"/>
+            <w:tcW w:type="dxa" w:w="2340"/>
           </w:tcPr>
           <w:p>
             <w:r>
@@ -5345,7 +3455,7 @@
         </w:tc>
         <w:tc>
           <w:tcPr>
-            <w:tcW w:w="2340" w:type="dxa"/>
+            <w:tcW w:type="dxa" w:w="2340"/>
           </w:tcPr>
           <w:p>
             <w:r>
@@ -5355,20 +3465,17 @@
         </w:tc>
         <w:tc>
           <w:tcPr>
-            <w:tcW w:w="2340" w:type="dxa"/>
-          </w:tcPr>
-          <w:p>
-            <w:r>
-              <w:t xml:space="preserve">ThreatConnect error </w:t>
-            </w:r>
-            <w:r>
-              <w:t>message from tag step</w:t>
-            </w:r>
-          </w:p>
-        </w:tc>
-        <w:tc>
-          <w:tcPr>
-            <w:tcW w:w="2340" w:type="dxa"/>
+            <w:tcW w:type="dxa" w:w="2340"/>
+          </w:tcPr>
+          <w:p>
+            <w:r>
+              <w:t>ThreatConnect error message from tag step</w:t>
+            </w:r>
+          </w:p>
+        </w:tc>
+        <w:tc>
+          <w:tcPr>
+            <w:tcW w:type="dxa" w:w="2340"/>
           </w:tcPr>
           <w:p>
             <w:r>
@@ -5380,6 +3487,7 @@
     </w:tbl>
     <w:p/>
     <w:p>
+      <w:pPr/>
       <w:r>
         <w:rPr>
           <w:b/>
@@ -5391,6 +3499,7 @@
       </w:r>
     </w:p>
     <w:p>
+      <w:pPr/>
       <w:r>
         <w:rPr>
           <w:b/>
@@ -5402,6 +3511,7 @@
       </w:r>
     </w:p>
     <w:p>
+      <w:pPr/>
       <w:r>
         <w:rPr>
           <w:b/>
@@ -5413,6 +3523,7 @@
       </w:r>
     </w:p>
     <w:p>
+      <w:pPr/>
       <w:r>
         <w:rPr>
           <w:b/>
@@ -5458,31 +3569,28 @@
       <w:pPr>
         <w:pStyle w:val="Heading2"/>
       </w:pPr>
-      <w:bookmarkStart w:id="23" w:name="_Toc228190237"/>
       <w:r>
         <w:t>9. Modifying the Playbook</w:t>
       </w:r>
-      <w:bookmarkEnd w:id="23"/>
     </w:p>
     <w:p/>
     <w:p>
       <w:pPr>
         <w:pStyle w:val="Heading3"/>
       </w:pPr>
-      <w:bookmarkStart w:id="24" w:name="_Toc228190238"/>
       <w:r>
         <w:t>Adding or Removing Monitored ASNs</w:t>
       </w:r>
-      <w:bookmarkEnd w:id="24"/>
     </w:p>
     <w:p/>
     <w:p>
-      <w:r>
-        <w:lastRenderedPageBreak/>
+      <w:pPr/>
+      <w:r>
         <w:t>Open the playbook in the ThreatConnect editor.</w:t>
       </w:r>
     </w:p>
     <w:p>
+      <w:pPr/>
       <w:r>
         <w:t xml:space="preserve">Click on the </w:t>
       </w:r>
@@ -5497,6 +3605,7 @@
       </w:r>
     </w:p>
     <w:p>
+      <w:pPr/>
       <w:r>
         <w:t xml:space="preserve">Update the </w:t>
       </w:r>
@@ -5512,6 +3621,7 @@
       </w:r>
     </w:p>
     <w:p>
+      <w:pPr/>
       <w:r>
         <w:t>Save and confirm the 12-hour trigger remains active.</w:t>
       </w:r>
@@ -5521,11 +3631,9 @@
       <w:pPr>
         <w:pStyle w:val="Heading3"/>
       </w:pPr>
-      <w:bookmarkStart w:id="25" w:name="_Toc228190239"/>
       <w:r>
         <w:t>Changing the Max Results per Run</w:t>
       </w:r>
-      <w:bookmarkEnd w:id="25"/>
     </w:p>
     <w:p/>
     <w:p>
@@ -5554,11 +3662,9 @@
       <w:pPr>
         <w:pStyle w:val="Heading3"/>
       </w:pPr>
-      <w:bookmarkStart w:id="26" w:name="_Toc228190240"/>
       <w:r>
         <w:t>Changing the Scanner Tag Name</w:t>
       </w:r>
-      <w:bookmarkEnd w:id="26"/>
     </w:p>
     <w:p/>
     <w:p>
@@ -5578,6 +3684,7 @@
     </w:p>
     <w:p/>
     <w:p>
+      <w:pPr/>
       <w:r>
         <w:t xml:space="preserve">Update the </w:t>
       </w:r>
@@ -5602,6 +3709,7 @@
       </w:r>
     </w:p>
     <w:p>
+      <w:pPr/>
       <w:r>
         <w:t xml:space="preserve">Update the </w:t>
       </w:r>
@@ -5617,6 +3725,7 @@
       </w:r>
     </w:p>
     <w:p>
+      <w:pPr/>
       <w:r>
         <w:t>Bulk-update existing tagged indicators in ThreatConnect before reactivating.</w:t>
       </w:r>
@@ -5641,11 +3750,9 @@
       <w:pPr>
         <w:pStyle w:val="Heading3"/>
       </w:pPr>
-      <w:bookmarkStart w:id="27" w:name="_Toc228190241"/>
       <w:r>
         <w:t>Updating the Notification Email</w:t>
       </w:r>
-      <w:bookmarkEnd w:id="27"/>
     </w:p>
     <w:p/>
     <w:p>
@@ -5677,19 +3784,17 @@
       <w:pPr>
         <w:pStyle w:val="Heading3"/>
       </w:pPr>
-      <w:bookmarkStart w:id="28" w:name="_Toc228190242"/>
       <w:r>
         <w:t>Managing Triggers</w:t>
       </w:r>
-      <w:bookmarkEnd w:id="28"/>
     </w:p>
     <w:p/>
     <w:p>
+      <w:pPr/>
       <w:r>
         <w:rPr>
           <w:b/>
         </w:rPr>
-        <w:lastRenderedPageBreak/>
         <w:t>12 Hour Trigger (6AM - 6PM):</w:t>
       </w:r>
       <w:r>
@@ -5697,6 +3802,7 @@
       </w:r>
     </w:p>
     <w:p>
+      <w:pPr/>
       <w:r>
         <w:rPr>
           <w:b/>
@@ -5708,6 +3814,7 @@
       </w:r>
     </w:p>
     <w:p>
+      <w:pPr/>
       <w:r>
         <w:rPr>
           <w:b/>
@@ -5735,11 +3842,9 @@
       <w:pPr>
         <w:pStyle w:val="Heading2"/>
       </w:pPr>
-      <w:bookmarkStart w:id="29" w:name="_Toc228190243"/>
       <w:r>
         <w:t>10. Troubleshooting</w:t>
       </w:r>
-      <w:bookmarkEnd w:id="29"/>
     </w:p>
     <w:p>
       <w:pPr>
@@ -5749,13 +3854,13 @@
     <w:tbl>
       <w:tblPr>
         <w:tblStyle w:val="TableGrid"/>
-        <w:tblW w:w="0" w:type="auto"/>
-        <w:tblLook w:val="04A0" w:firstRow="1" w:lastRow="0" w:firstColumn="1" w:lastColumn="0" w:noHBand="0" w:noVBand="1"/>
+        <w:tblW w:type="auto" w:w="0"/>
+        <w:tblLook w:firstColumn="1" w:firstRow="1" w:lastColumn="0" w:lastRow="0" w:noHBand="0" w:noVBand="1" w:val="04A0"/>
       </w:tblPr>
       <w:tblGrid>
-        <w:gridCol w:w="3116"/>
-        <w:gridCol w:w="3116"/>
-        <w:gridCol w:w="3118"/>
+        <w:gridCol w:w="3120"/>
+        <w:gridCol w:w="3120"/>
+        <w:gridCol w:w="3120"/>
       </w:tblGrid>
       <w:tr>
         <w:trPr>
@@ -5764,7 +3869,7 @@
         </w:trPr>
         <w:tc>
           <w:tcPr>
-            <w:tcW w:w="3120" w:type="dxa"/>
+            <w:tcW w:type="dxa" w:w="3120"/>
           </w:tcPr>
           <w:p>
             <w:r>
@@ -5774,7 +3879,7 @@
         </w:tc>
         <w:tc>
           <w:tcPr>
-            <w:tcW w:w="3120" w:type="dxa"/>
+            <w:tcW w:type="dxa" w:w="3120"/>
           </w:tcPr>
           <w:p>
             <w:r>
@@ -5784,7 +3889,7 @@
         </w:tc>
         <w:tc>
           <w:tcPr>
-            <w:tcW w:w="3120" w:type="dxa"/>
+            <w:tcW w:type="dxa" w:w="3120"/>
           </w:tcPr>
           <w:p>
             <w:r>
@@ -5799,7 +3904,7 @@
         </w:trPr>
         <w:tc>
           <w:tcPr>
-            <w:tcW w:w="3120" w:type="dxa"/>
+            <w:tcW w:type="dxa" w:w="3120"/>
           </w:tcPr>
           <w:p>
             <w:r>
@@ -5809,7 +3914,7 @@
         </w:tc>
         <w:tc>
           <w:tcPr>
-            <w:tcW w:w="3120" w:type="dxa"/>
+            <w:tcW w:type="dxa" w:w="3120"/>
           </w:tcPr>
           <w:p>
             <w:r>
@@ -5819,7 +3924,7 @@
         </w:tc>
         <w:tc>
           <w:tcPr>
-            <w:tcW w:w="3120" w:type="dxa"/>
+            <w:tcW w:type="dxa" w:w="3120"/>
           </w:tcPr>
           <w:p>
             <w:r>
@@ -5834,7 +3939,7 @@
         </w:trPr>
         <w:tc>
           <w:tcPr>
-            <w:tcW w:w="3120" w:type="dxa"/>
+            <w:tcW w:type="dxa" w:w="3120"/>
           </w:tcPr>
           <w:p>
             <w:r>
@@ -5844,7 +3949,7 @@
         </w:tc>
         <w:tc>
           <w:tcPr>
-            <w:tcW w:w="3120" w:type="dxa"/>
+            <w:tcW w:type="dxa" w:w="3120"/>
           </w:tcPr>
           <w:p>
             <w:r>
@@ -5854,7 +3959,7 @@
         </w:tc>
         <w:tc>
           <w:tcPr>
-            <w:tcW w:w="3120" w:type="dxa"/>
+            <w:tcW w:type="dxa" w:w="3120"/>
           </w:tcPr>
           <w:p>
             <w:r>
@@ -5869,7 +3974,7 @@
         </w:trPr>
         <w:tc>
           <w:tcPr>
-            <w:tcW w:w="3120" w:type="dxa"/>
+            <w:tcW w:type="dxa" w:w="3120"/>
           </w:tcPr>
           <w:p>
             <w:r>
@@ -5879,20 +3984,17 @@
         </w:tc>
         <w:tc>
           <w:tcPr>
-            <w:tcW w:w="3120" w:type="dxa"/>
-          </w:tcPr>
-          <w:p>
-            <w:r>
-              <w:t xml:space="preserve">Tag add API error — </w:t>
-            </w:r>
-            <w:r>
-              <w:t>possible permissions issue or indicator locked</w:t>
-            </w:r>
-          </w:p>
-        </w:tc>
-        <w:tc>
-          <w:tcPr>
-            <w:tcW w:w="3120" w:type="dxa"/>
+            <w:tcW w:type="dxa" w:w="3120"/>
+          </w:tcPr>
+          <w:p>
+            <w:r>
+              <w:t>Tag add API error — possible permissions issue or indicator locked</w:t>
+            </w:r>
+          </w:p>
+        </w:tc>
+        <w:tc>
+          <w:tcPr>
+            <w:tcW w:type="dxa" w:w="3120"/>
           </w:tcPr>
           <w:p>
             <w:r>
@@ -5907,18 +4009,17 @@
         </w:trPr>
         <w:tc>
           <w:tcPr>
-            <w:tcW w:w="3120" w:type="dxa"/>
-          </w:tcPr>
-          <w:p>
-            <w:r>
-              <w:lastRenderedPageBreak/>
+            <w:tcW w:type="dxa" w:w="3120"/>
+          </w:tcPr>
+          <w:p>
+            <w:r>
               <w:t>Indicators being reprocessed repeatedly</w:t>
             </w:r>
           </w:p>
         </w:tc>
         <w:tc>
           <w:tcPr>
-            <w:tcW w:w="3120" w:type="dxa"/>
+            <w:tcW w:type="dxa" w:w="3120"/>
           </w:tcPr>
           <w:p>
             <w:r>
@@ -5928,7 +4029,7 @@
         </w:tc>
         <w:tc>
           <w:tcPr>
-            <w:tcW w:w="3120" w:type="dxa"/>
+            <w:tcW w:type="dxa" w:w="3120"/>
           </w:tcPr>
           <w:p>
             <w:r>
@@ -5943,7 +4044,7 @@
         </w:trPr>
         <w:tc>
           <w:tcPr>
-            <w:tcW w:w="3120" w:type="dxa"/>
+            <w:tcW w:type="dxa" w:w="3120"/>
           </w:tcPr>
           <w:p>
             <w:r>
@@ -5953,7 +4054,7 @@
         </w:tc>
         <w:tc>
           <w:tcPr>
-            <w:tcW w:w="3120" w:type="dxa"/>
+            <w:tcW w:type="dxa" w:w="3120"/>
           </w:tcPr>
           <w:p>
             <w:r>
@@ -5963,7 +4064,7 @@
         </w:tc>
         <w:tc>
           <w:tcPr>
-            <w:tcW w:w="3120" w:type="dxa"/>
+            <w:tcW w:type="dxa" w:w="3120"/>
           </w:tcPr>
           <w:p>
             <w:r>
@@ -5978,7 +4079,7 @@
         </w:trPr>
         <w:tc>
           <w:tcPr>
-            <w:tcW w:w="3120" w:type="dxa"/>
+            <w:tcW w:type="dxa" w:w="3120"/>
           </w:tcPr>
           <w:p>
             <w:r>
@@ -5988,7 +4089,7 @@
         </w:tc>
         <w:tc>
           <w:tcPr>
-            <w:tcW w:w="3120" w:type="dxa"/>
+            <w:tcW w:type="dxa" w:w="3120"/>
           </w:tcPr>
           <w:p>
             <w:r>
@@ -5998,7 +4099,7 @@
         </w:tc>
         <w:tc>
           <w:tcPr>
-            <w:tcW w:w="3120" w:type="dxa"/>
+            <w:tcW w:type="dxa" w:w="3120"/>
           </w:tcPr>
           <w:p>
             <w:r>
@@ -6013,7 +4114,7 @@
         </w:trPr>
         <w:tc>
           <w:tcPr>
-            <w:tcW w:w="3120" w:type="dxa"/>
+            <w:tcW w:type="dxa" w:w="3120"/>
           </w:tcPr>
           <w:p>
             <w:r>
@@ -6023,7 +4124,7 @@
         </w:tc>
         <w:tc>
           <w:tcPr>
-            <w:tcW w:w="3120" w:type="dxa"/>
+            <w:tcW w:type="dxa" w:w="3120"/>
           </w:tcPr>
           <w:p>
             <w:r>
@@ -6033,7 +4134,7 @@
         </w:tc>
         <w:tc>
           <w:tcPr>
-            <w:tcW w:w="3120" w:type="dxa"/>
+            <w:tcW w:type="dxa" w:w="3120"/>
           </w:tcPr>
           <w:p>
             <w:r>
@@ -6054,11 +4155,9 @@
       <w:pPr>
         <w:pStyle w:val="Heading2"/>
       </w:pPr>
-      <w:bookmarkStart w:id="30" w:name="_Toc228190244"/>
       <w:r>
         <w:t>11. Relationship to Other Playbooks</w:t>
       </w:r>
-      <w:bookmarkEnd w:id="30"/>
     </w:p>
     <w:p/>
     <w:p>
@@ -6074,14 +4173,14 @@
     <w:tbl>
       <w:tblPr>
         <w:tblStyle w:val="TableGrid"/>
-        <w:tblW w:w="0" w:type="auto"/>
-        <w:tblLook w:val="04A0" w:firstRow="1" w:lastRow="0" w:firstColumn="1" w:lastColumn="0" w:noHBand="0" w:noVBand="1"/>
+        <w:tblW w:type="auto" w:w="0"/>
+        <w:tblLook w:firstColumn="1" w:firstRow="1" w:lastColumn="0" w:lastRow="0" w:noHBand="0" w:noVBand="1" w:val="04A0"/>
       </w:tblPr>
       <w:tblGrid>
-        <w:gridCol w:w="2339"/>
-        <w:gridCol w:w="2337"/>
-        <w:gridCol w:w="2337"/>
-        <w:gridCol w:w="2337"/>
+        <w:gridCol w:w="2340"/>
+        <w:gridCol w:w="2340"/>
+        <w:gridCol w:w="2340"/>
+        <w:gridCol w:w="2340"/>
       </w:tblGrid>
       <w:tr>
         <w:trPr>
@@ -6090,7 +4189,7 @@
         </w:trPr>
         <w:tc>
           <w:tcPr>
-            <w:tcW w:w="2340" w:type="dxa"/>
+            <w:tcW w:type="dxa" w:w="2340"/>
           </w:tcPr>
           <w:p>
             <w:r>
@@ -6100,7 +4199,7 @@
         </w:tc>
         <w:tc>
           <w:tcPr>
-            <w:tcW w:w="2340" w:type="dxa"/>
+            <w:tcW w:type="dxa" w:w="2340"/>
           </w:tcPr>
           <w:p>
             <w:r>
@@ -6110,7 +4209,7 @@
         </w:tc>
         <w:tc>
           <w:tcPr>
-            <w:tcW w:w="2340" w:type="dxa"/>
+            <w:tcW w:type="dxa" w:w="2340"/>
           </w:tcPr>
           <w:p>
             <w:r>
@@ -6120,7 +4219,7 @@
         </w:tc>
         <w:tc>
           <w:tcPr>
-            <w:tcW w:w="2340" w:type="dxa"/>
+            <w:tcW w:type="dxa" w:w="2340"/>
           </w:tcPr>
           <w:p>
             <w:r>
@@ -6135,20 +4234,17 @@
         </w:trPr>
         <w:tc>
           <w:tcPr>
-            <w:tcW w:w="2340" w:type="dxa"/>
-          </w:tcPr>
-          <w:p>
-            <w:r>
-              <w:t xml:space="preserve">**Get Known Scanning indicators by ASN (none CDN) </w:t>
-            </w:r>
-            <w:r>
-              <w:t>Tagger** *(this playbook)*</w:t>
-            </w:r>
-          </w:p>
-        </w:tc>
-        <w:tc>
-          <w:tcPr>
-            <w:tcW w:w="2340" w:type="dxa"/>
+            <w:tcW w:type="dxa" w:w="2340"/>
+          </w:tcPr>
+          <w:p>
+            <w:r>
+              <w:t>**Get Known Scanning indicators by ASN (none CDN) Tagger** *(this playbook)*</w:t>
+            </w:r>
+          </w:p>
+        </w:tc>
+        <w:tc>
+          <w:tcPr>
+            <w:tcW w:type="dxa" w:w="2340"/>
           </w:tcPr>
           <w:p>
             <w:r>
@@ -6158,7 +4254,7 @@
         </w:tc>
         <w:tc>
           <w:tcPr>
-            <w:tcW w:w="2340" w:type="dxa"/>
+            <w:tcW w:type="dxa" w:w="2340"/>
           </w:tcPr>
           <w:p>
             <w:r>
@@ -6168,7 +4264,7 @@
         </w:tc>
         <w:tc>
           <w:tcPr>
-            <w:tcW w:w="2340" w:type="dxa"/>
+            <w:tcW w:type="dxa" w:w="2340"/>
           </w:tcPr>
           <w:p>
             <w:r>
@@ -6183,7 +4279,7 @@
         </w:trPr>
         <w:tc>
           <w:tcPr>
-            <w:tcW w:w="2340" w:type="dxa"/>
+            <w:tcW w:type="dxa" w:w="2340"/>
           </w:tcPr>
           <w:p>
             <w:r>
@@ -6193,7 +4289,7 @@
         </w:tc>
         <w:tc>
           <w:tcPr>
-            <w:tcW w:w="2340" w:type="dxa"/>
+            <w:tcW w:type="dxa" w:w="2340"/>
           </w:tcPr>
           <w:p>
             <w:r>
@@ -6203,7 +4299,7 @@
         </w:tc>
         <w:tc>
           <w:tcPr>
-            <w:tcW w:w="2340" w:type="dxa"/>
+            <w:tcW w:type="dxa" w:w="2340"/>
           </w:tcPr>
           <w:p>
             <w:r>
@@ -6213,7 +4309,7 @@
         </w:tc>
         <w:tc>
           <w:tcPr>
-            <w:tcW w:w="2340" w:type="dxa"/>
+            <w:tcW w:type="dxa" w:w="2340"/>
           </w:tcPr>
           <w:p>
             <w:r>
@@ -6226,10 +4322,7 @@
     <w:p/>
     <w:p>
       <w:r>
-        <w:t xml:space="preserve">Both playbooks share the same structure, run on the same 12-hour schedule, and write to the same Local </w:t>
-      </w:r>
-      <w:r>
-        <w:t>DataStore. They differ only in the ASN they monitor and the tag they apply.</w:t>
+        <w:t>Both playbooks share the same structure, run on the same 12-hour schedule, and write to the same Local DataStore. They differ only in the ASN they monitor and the tag they apply.</w:t>
       </w:r>
     </w:p>
     <w:p/>
@@ -6243,14 +4336,13 @@
       <w:pPr>
         <w:pStyle w:val="Heading2"/>
       </w:pPr>
-      <w:bookmarkStart w:id="31" w:name="_Toc228190245"/>
       <w:r>
         <w:t>12. Maintenance Notes</w:t>
       </w:r>
-      <w:bookmarkEnd w:id="31"/>
     </w:p>
     <w:p/>
     <w:p>
+      <w:pPr/>
       <w:r>
         <w:rPr>
           <w:b/>
@@ -6262,6 +4354,7 @@
       </w:r>
     </w:p>
     <w:p>
+      <w:pPr/>
       <w:r>
         <w:rPr>
           <w:b/>
@@ -6273,6 +4366,7 @@
       </w:r>
     </w:p>
     <w:p>
+      <w:pPr/>
       <w:r>
         <w:rPr>
           <w:b/>
@@ -6284,6 +4378,7 @@
       </w:r>
     </w:p>
     <w:p>
+      <w:pPr/>
       <w:r>
         <w:rPr>
           <w:b/>
@@ -6295,6 +4390,7 @@
       </w:r>
     </w:p>
     <w:p>
+      <w:pPr/>
       <w:r>
         <w:rPr>
           <w:b/>
@@ -6326,14 +4422,13 @@
       <w:pPr>
         <w:pStyle w:val="Heading2"/>
       </w:pPr>
-      <w:bookmarkStart w:id="32" w:name="_Toc228190246"/>
       <w:r>
         <w:t>13. Related Documents</w:t>
       </w:r>
-      <w:bookmarkEnd w:id="32"/>
     </w:p>
     <w:p/>
     <w:p>
+      <w:pPr/>
       <w:r>
         <w:rPr>
           <w:rFonts w:ascii="Consolas" w:hAnsi="Consolas"/>
@@ -6346,6 +4441,7 @@
       </w:r>
     </w:p>
     <w:p>
+      <w:pPr/>
       <w:r>
         <w:t>ThreatConnect Playbook documentation: [ThreatConnect Playbook Apps](https://docs.threatconnect.com)</w:t>
       </w:r>
@@ -6499,7 +4595,7 @@
               <w:noProof/>
             </w:rPr>
             <w:drawing>
-              <wp:inline distT="0" distB="0" distL="0" distR="0" wp14:anchorId="202F3744" wp14:editId="4E67E71F">
+              <wp:inline distT="0" distB="0" distL="0" distR="0" wp14:anchorId="72DEBE38" wp14:editId="66345231">
                 <wp:extent cx="957532" cy="444240"/>
                 <wp:effectExtent l="0" t="0" r="0" b="0"/>
                 <wp:docPr id="1601952155" name="Picture 1601952155"/>
@@ -6620,6 +4716,7 @@
         <w:szCs w:val="18"/>
       </w:rPr>
     </w:pPr>
+    <w:proofErr w:type="gramStart"/>
     <w:r>
       <w:rPr>
         <w:rFonts w:ascii="Poppins ExtraBold" w:hAnsi="Poppins ExtraBold" w:cs="Poppins ExtraBold"/>
@@ -6627,6 +4724,7 @@
       </w:rPr>
       <w:t>TLP:AMBER</w:t>
     </w:r>
+    <w:proofErr w:type="gramEnd"/>
   </w:p>
 </w:ftr>
 </file>
@@ -6797,12 +4895,8 @@
         <w:p>
           <w:r>
             <w:t>TLP:AMBER</w:t>
-          </w:r>
-          <w:r>
             <w:br/>
             <w:t>ThreatConnect Playbook — Get Known Scanning Indicators by ASN (Non-CDN) Tagger</w:t>
-          </w:r>
-          <w:r>
             <w:br/>
             <w:t>April 2026</w:t>
           </w:r>
@@ -6828,7 +4922,7 @@
               <w:noProof/>
             </w:rPr>
             <w:drawing>
-              <wp:inline distT="0" distB="0" distL="0" distR="0" wp14:anchorId="7F895728" wp14:editId="52E19D67">
+              <wp:inline distT="0" distB="0" distL="0" distR="0" wp14:anchorId="7971F684" wp14:editId="240B1539">
                 <wp:extent cx="1524000" cy="482851"/>
                 <wp:effectExtent l="0" t="0" r="0" b="0"/>
                 <wp:docPr id="402729602" name="Picture 1"/>
@@ -6885,7 +4979,7 @@
       <mc:AlternateContent>
         <mc:Choice Requires="wps">
           <w:drawing>
-            <wp:anchor distT="0" distB="0" distL="114300" distR="114300" simplePos="0" relativeHeight="251658240" behindDoc="0" locked="0" layoutInCell="1" allowOverlap="1" wp14:anchorId="34606CA2" wp14:editId="7234521F">
+            <wp:anchor distT="0" distB="0" distL="114300" distR="114300" simplePos="0" relativeHeight="251658240" behindDoc="0" locked="0" layoutInCell="1" allowOverlap="1" wp14:anchorId="5839FB81" wp14:editId="43726EDC">
               <wp:simplePos x="0" y="0"/>
               <wp:positionH relativeFrom="column">
                 <wp:posOffset>-946150</wp:posOffset>
@@ -6963,7 +5057,7 @@
         <w:szCs w:val="22"/>
       </w:rPr>
       <w:drawing>
-        <wp:anchor distT="0" distB="0" distL="114300" distR="114300" simplePos="0" relativeHeight="251661312" behindDoc="0" locked="0" layoutInCell="1" allowOverlap="1" wp14:anchorId="5C3F7635" wp14:editId="09A6AE57">
+        <wp:anchor distT="0" distB="0" distL="114300" distR="114300" simplePos="0" relativeHeight="251661312" behindDoc="0" locked="0" layoutInCell="1" allowOverlap="1" wp14:anchorId="1813D673" wp14:editId="4C16BC2A">
           <wp:simplePos x="0" y="0"/>
           <wp:positionH relativeFrom="column">
             <wp:posOffset>9591675</wp:posOffset>
@@ -7045,7 +5139,7 @@
       <mc:AlternateContent>
         <mc:Choice Requires="wps">
           <w:drawing>
-            <wp:anchor distT="0" distB="0" distL="114300" distR="114300" simplePos="0" relativeHeight="251662336" behindDoc="0" locked="0" layoutInCell="1" allowOverlap="1" wp14:anchorId="5A7B0656" wp14:editId="3CAEFD11">
+            <wp:anchor distT="0" distB="0" distL="114300" distR="114300" simplePos="0" relativeHeight="251662336" behindDoc="0" locked="0" layoutInCell="1" allowOverlap="1" wp14:anchorId="1F3D6E8D" wp14:editId="12C6E227">
               <wp:simplePos x="0" y="0"/>
               <wp:positionH relativeFrom="column">
                 <wp:posOffset>8305800</wp:posOffset>
@@ -7094,6 +5188,7 @@
                               <w:kern w:val="24"/>
                             </w:rPr>
                           </w:pPr>
+                          <w:proofErr w:type="gramStart"/>
                           <w:r>
                             <w:rPr>
                               <w:rFonts w:ascii="Nirmala Text" w:eastAsia="Nirmala Text" w:hAnsi="Nirmala Text" w:cs="Nirmala Text"/>
@@ -7102,7 +5197,18 @@
                               <w:color w:val="F6DD23"/>
                               <w:kern w:val="24"/>
                             </w:rPr>
-                            <w:t>TLP:AMBER+STRICT</w:t>
+                            <w:t>TLP:AMBER</w:t>
+                          </w:r>
+                          <w:proofErr w:type="gramEnd"/>
+                          <w:r>
+                            <w:rPr>
+                              <w:rFonts w:ascii="Nirmala Text" w:eastAsia="Nirmala Text" w:hAnsi="Nirmala Text" w:cs="Nirmala Text"/>
+                              <w:b/>
+                              <w:bCs/>
+                              <w:color w:val="F6DD23"/>
+                              <w:kern w:val="24"/>
+                            </w:rPr>
+                            <w:t>+STRICT</w:t>
                           </w:r>
                         </w:p>
                       </w:txbxContent>
@@ -11694,21 +9800,15 @@
 </file>
 
 <file path=customXml/item1.xml><?xml version="1.0" encoding="utf-8"?>
-<p:properties xmlns:p="http://schemas.microsoft.com/office/2006/metadata/properties" xmlns:xsi="http://www.w3.org/2001/XMLSchema-instance" xmlns:pc="http://schemas.microsoft.com/office/infopath/2007/PartnerControls">
-  <documentManagement>
-    <lcf76f155ced4ddcb4097134ff3c332f xmlns="afb72fb5-58d3-46e0-8b83-6204a9ccb897">
-      <Terms xmlns="http://schemas.microsoft.com/office/infopath/2007/PartnerControls"/>
-    </lcf76f155ced4ddcb4097134ff3c332f>
-    <TaxCatchAll xmlns="7eeb797a-e46d-47e3-9f8b-1124477eb690" xsi:nil="true"/>
-  </documentManagement>
-</p:properties>
+<?mso-contentType ?>
+<FormTemplates xmlns="http://schemas.microsoft.com/sharepoint/v3/contenttype/forms">
+  <Display>DocumentLibraryForm</Display>
+  <Edit>DocumentLibraryForm</Edit>
+  <New>DocumentLibraryForm</New>
+</FormTemplates>
 </file>
 
 <file path=customXml/item2.xml><?xml version="1.0" encoding="utf-8"?>
-<b:Sources xmlns:b="http://schemas.openxmlformats.org/officeDocument/2006/bibliography" xmlns="http://schemas.openxmlformats.org/officeDocument/2006/bibliography" SelectedStyle="/APASixthEditionOfficeOnline.xsl" StyleName="APA" Version="6"/>
-</file>
-
-<file path=customXml/item3.xml><?xml version="1.0" encoding="utf-8"?>
 <ct:contentTypeSchema xmlns:ct="http://schemas.microsoft.com/office/2006/metadata/contentType" xmlns:ma="http://schemas.microsoft.com/office/2006/metadata/properties/metaAttributes" ct:_="" ma:_="" ma:contentTypeName="Document" ma:contentTypeID="0x010100AFCF4B2913B96A488E0F743192725261" ma:contentTypeVersion="10" ma:contentTypeDescription="Create a new document." ma:contentTypeScope="" ma:versionID="2a3907d622944450d873795b62bd3fd1">
   <xsd:schema xmlns:xsd="http://www.w3.org/2001/XMLSchema" xmlns:xs="http://www.w3.org/2001/XMLSchema" xmlns:p="http://schemas.microsoft.com/office/2006/metadata/properties" xmlns:ns2="afb72fb5-58d3-46e0-8b83-6204a9ccb897" xmlns:ns3="7eeb797a-e46d-47e3-9f8b-1124477eb690" targetNamespace="http://schemas.microsoft.com/office/2006/metadata/properties" ma:root="true" ma:fieldsID="95604d8cadeb01aab63de2737106632d" ns2:_="" ns3:_="">
     <xsd:import namespace="afb72fb5-58d3-46e0-8b83-6204a9ccb897"/>
@@ -11897,35 +9997,30 @@
 </ct:contentTypeSchema>
 </file>
 
+<file path=customXml/item3.xml><?xml version="1.0" encoding="utf-8"?>
+<b:Sources xmlns:b="http://schemas.openxmlformats.org/officeDocument/2006/bibliography" xmlns="http://schemas.openxmlformats.org/officeDocument/2006/bibliography" SelectedStyle="/APASixthEditionOfficeOnline.xsl" StyleName="APA" Version="6"/>
+</file>
+
 <file path=customXml/item4.xml><?xml version="1.0" encoding="utf-8"?>
-<?mso-contentType ?>
-<FormTemplates xmlns="http://schemas.microsoft.com/sharepoint/v3/contenttype/forms">
-  <Display>DocumentLibraryForm</Display>
-  <Edit>DocumentLibraryForm</Edit>
-  <New>DocumentLibraryForm</New>
-</FormTemplates>
+<p:properties xmlns:p="http://schemas.microsoft.com/office/2006/metadata/properties" xmlns:xsi="http://www.w3.org/2001/XMLSchema-instance" xmlns:pc="http://schemas.microsoft.com/office/infopath/2007/PartnerControls">
+  <documentManagement>
+    <lcf76f155ced4ddcb4097134ff3c332f xmlns="afb72fb5-58d3-46e0-8b83-6204a9ccb897">
+      <Terms xmlns="http://schemas.microsoft.com/office/infopath/2007/PartnerControls"/>
+    </lcf76f155ced4ddcb4097134ff3c332f>
+    <TaxCatchAll xmlns="7eeb797a-e46d-47e3-9f8b-1124477eb690" xsi:nil="true"/>
+  </documentManagement>
+</p:properties>
 </file>
 
 <file path=customXml/itemProps1.xml><?xml version="1.0" encoding="utf-8"?>
-<ds:datastoreItem xmlns:ds="http://schemas.openxmlformats.org/officeDocument/2006/customXml" ds:itemID="{9B00A5AB-C3F4-4CD2-AAC1-F40B6DF48AEE}">
+<ds:datastoreItem xmlns:ds="http://schemas.openxmlformats.org/officeDocument/2006/customXml" ds:itemID="{4C9DE648-81B7-4867-9DBA-8D42A681444E}">
   <ds:schemaRefs>
-    <ds:schemaRef ds:uri="http://schemas.microsoft.com/office/2006/metadata/properties"/>
-    <ds:schemaRef ds:uri="http://schemas.microsoft.com/office/infopath/2007/PartnerControls"/>
-    <ds:schemaRef ds:uri="afb72fb5-58d3-46e0-8b83-6204a9ccb897"/>
-    <ds:schemaRef ds:uri="7eeb797a-e46d-47e3-9f8b-1124477eb690"/>
+    <ds:schemaRef ds:uri="http://schemas.microsoft.com/sharepoint/v3/contenttype/forms"/>
   </ds:schemaRefs>
 </ds:datastoreItem>
 </file>
 
 <file path=customXml/itemProps2.xml><?xml version="1.0" encoding="utf-8"?>
-<ds:datastoreItem xmlns:ds="http://schemas.openxmlformats.org/officeDocument/2006/customXml" ds:itemID="{019324B5-EF86-1D45-B65C-69FFDDC5F259}">
-  <ds:schemaRefs>
-    <ds:schemaRef ds:uri="http://schemas.openxmlformats.org/officeDocument/2006/bibliography"/>
-  </ds:schemaRefs>
-</ds:datastoreItem>
-</file>
-
-<file path=customXml/itemProps3.xml><?xml version="1.0" encoding="utf-8"?>
 <ds:datastoreItem xmlns:ds="http://schemas.openxmlformats.org/officeDocument/2006/customXml" ds:itemID="{3BB6F7E9-CC77-46A3-8137-2A102AA86487}">
   <ds:schemaRefs>
     <ds:schemaRef ds:uri="http://schemas.microsoft.com/office/2006/metadata/contentType"/>
@@ -11944,10 +10039,21 @@
 </ds:datastoreItem>
 </file>
 
+<file path=customXml/itemProps3.xml><?xml version="1.0" encoding="utf-8"?>
+<ds:datastoreItem xmlns:ds="http://schemas.openxmlformats.org/officeDocument/2006/customXml" ds:itemID="{019324B5-EF86-1D45-B65C-69FFDDC5F259}">
+  <ds:schemaRefs>
+    <ds:schemaRef ds:uri="http://schemas.openxmlformats.org/officeDocument/2006/bibliography"/>
+  </ds:schemaRefs>
+</ds:datastoreItem>
+</file>
+
 <file path=customXml/itemProps4.xml><?xml version="1.0" encoding="utf-8"?>
-<ds:datastoreItem xmlns:ds="http://schemas.openxmlformats.org/officeDocument/2006/customXml" ds:itemID="{4C9DE648-81B7-4867-9DBA-8D42A681444E}">
+<ds:datastoreItem xmlns:ds="http://schemas.openxmlformats.org/officeDocument/2006/customXml" ds:itemID="{9B00A5AB-C3F4-4CD2-AAC1-F40B6DF48AEE}">
   <ds:schemaRefs>
-    <ds:schemaRef ds:uri="http://schemas.microsoft.com/sharepoint/v3/contenttype/forms"/>
+    <ds:schemaRef ds:uri="http://schemas.microsoft.com/office/2006/metadata/properties"/>
+    <ds:schemaRef ds:uri="http://schemas.microsoft.com/office/infopath/2007/PartnerControls"/>
+    <ds:schemaRef ds:uri="afb72fb5-58d3-46e0-8b83-6204a9ccb897"/>
+    <ds:schemaRef ds:uri="7eeb797a-e46d-47e3-9f8b-1124477eb690"/>
   </ds:schemaRefs>
 </ds:datastoreItem>
 </file>
